--- a/lessons/1-6/downloads/1-6-notes-teacher-l2.docx
+++ b/lessons/1-6/downloads/1-6-notes-teacher-l2.docx
@@ -2346,7 +2346,7 @@
           <w:sz w:val="20"/>
           <w:szCs w:val="20"/>
         </w:rPr>
-        <w:t xml:space="preserve">A)  16</w:t>
+        <w:t xml:space="preserve">A)  4</w:t>
       </w:r>
     </w:p>
     <w:p>
@@ -2372,7 +2372,7 @@
           <w:sz w:val="20"/>
           <w:szCs w:val="20"/>
         </w:rPr>
-        <w:t xml:space="preserve">C)  4</w:t>
+        <w:t xml:space="preserve">C)  16</w:t>
       </w:r>
     </w:p>
     <w:p>
@@ -2431,7 +2431,7 @@
           <w:sz w:val="21"/>
           <w:szCs w:val="21"/>
         </w:rPr>
-        <w:t xml:space="preserve">A. 16</w:t>
+        <w:t xml:space="preserve">C. 16</w:t>
       </w:r>
     </w:p>
     <w:p>
@@ -2514,7 +2514,7 @@
           <w:sz w:val="20"/>
           <w:szCs w:val="20"/>
         </w:rPr>
-        <w:t xml:space="preserve">A)  About 96</w:t>
+        <w:t xml:space="preserve">A)  About 22</w:t>
       </w:r>
     </w:p>
     <w:p>
@@ -2527,7 +2527,7 @@
           <w:sz w:val="20"/>
           <w:szCs w:val="20"/>
         </w:rPr>
-        <w:t xml:space="preserve">B)  About 22</w:t>
+        <w:t xml:space="preserve">B)  About 66</w:t>
       </w:r>
     </w:p>
     <w:p>
@@ -2540,7 +2540,7 @@
           <w:sz w:val="20"/>
           <w:szCs w:val="20"/>
         </w:rPr>
-        <w:t xml:space="preserve">C)  About 66</w:t>
+        <w:t xml:space="preserve">C)  About 96</w:t>
       </w:r>
     </w:p>
     <w:p>
@@ -3283,7 +3283,7 @@
           <w:sz w:val="20"/>
           <w:szCs w:val="20"/>
         </w:rPr>
-        <w:t xml:space="preserve">A)  Notice your progress has stalled and shift to a different strategy</w:t>
+        <w:t xml:space="preserve">A)  Keep using the same strategy no matter what</w:t>
       </w:r>
     </w:p>
     <w:p>
@@ -3296,7 +3296,7 @@
           <w:sz w:val="20"/>
           <w:szCs w:val="20"/>
         </w:rPr>
-        <w:t xml:space="preserve">B)  Keep using the same strategy no matter what</w:t>
+        <w:t xml:space="preserve">B)  Notice your progress has stalled and shift to a different strategy</w:t>
       </w:r>
     </w:p>
     <w:p>
@@ -3413,7 +3413,7 @@
           <w:sz w:val="20"/>
           <w:szCs w:val="20"/>
         </w:rPr>
-        <w:t xml:space="preserve">A)  48</w:t>
+        <w:t xml:space="preserve">A)  24</w:t>
       </w:r>
     </w:p>
     <w:p>
@@ -3426,7 +3426,7 @@
           <w:sz w:val="20"/>
           <w:szCs w:val="20"/>
         </w:rPr>
-        <w:t xml:space="preserve">B)  96</w:t>
+        <w:t xml:space="preserve">B)  48</w:t>
       </w:r>
     </w:p>
     <w:p>
@@ -3439,7 +3439,7 @@
           <w:sz w:val="20"/>
           <w:szCs w:val="20"/>
         </w:rPr>
-        <w:t xml:space="preserve">C)  24</w:t>
+        <w:t xml:space="preserve">C)  96</w:t>
       </w:r>
     </w:p>
     <w:p>
@@ -3715,7 +3715,7 @@
           <w:sz w:val="20"/>
           <w:szCs w:val="20"/>
         </w:rPr>
-        <w:t xml:space="preserve">A)  Try a get-unstuck strategy first, then quietly ask for help without interrupting classmates unnecessarily</w:t>
+        <w:t xml:space="preserve">A)  Immediately call across the room to a friend</w:t>
       </w:r>
     </w:p>
     <w:p>
@@ -3728,7 +3728,7 @@
           <w:sz w:val="20"/>
           <w:szCs w:val="20"/>
         </w:rPr>
-        <w:t xml:space="preserve">B)  Immediately call across the room to a friend</w:t>
+        <w:t xml:space="preserve">B)  Sit silently for the rest of class without seeking help</w:t>
       </w:r>
     </w:p>
     <w:p>
@@ -3741,7 +3741,7 @@
           <w:sz w:val="20"/>
           <w:szCs w:val="20"/>
         </w:rPr>
-        <w:t xml:space="preserve">C)  Sit silently for the rest of class without seeking help</w:t>
+        <w:t xml:space="preserve">C)  Take a classmate's paper to see their work</w:t>
       </w:r>
     </w:p>
     <w:p>
@@ -3754,7 +3754,7 @@
           <w:sz w:val="20"/>
           <w:szCs w:val="20"/>
         </w:rPr>
-        <w:t xml:space="preserve">D)  Take a classmate's paper to see their work</w:t>
+        <w:t xml:space="preserve">D)  Try a get-unstuck strategy first, then quietly ask for help without interrupting classmates unnecessarily</w:t>
       </w:r>
     </w:p>
     <w:p>
@@ -3964,7 +3964,7 @@
           <w:sz w:val="21"/>
           <w:szCs w:val="21"/>
         </w:rPr>
-        <w:t xml:space="preserve">A)  We are a community of math thinkers and doers — we work together and on our own, showing respect for our classmates, our community, ourselves, and our math ideas</w:t>
+        <w:t xml:space="preserve">A)  Math belongs to whoever finishes first</w:t>
       </w:r>
     </w:p>
     <w:p>
@@ -3977,7 +3977,7 @@
           <w:sz w:val="21"/>
           <w:szCs w:val="21"/>
         </w:rPr>
-        <w:t xml:space="preserve">B)  Math belongs to whoever finishes first</w:t>
+        <w:t xml:space="preserve">B)  Working together means one person solves while the others watch</w:t>
       </w:r>
     </w:p>
     <w:p>
@@ -3990,7 +3990,7 @@
           <w:sz w:val="21"/>
           <w:szCs w:val="21"/>
         </w:rPr>
-        <w:t xml:space="preserve">C)  Working together means one person solves while the others watch</w:t>
+        <w:t xml:space="preserve">C)  Getting stuck means math is not for you</w:t>
       </w:r>
     </w:p>
     <w:p>
@@ -4003,7 +4003,7 @@
           <w:sz w:val="21"/>
           <w:szCs w:val="21"/>
         </w:rPr>
-        <w:t xml:space="preserve">D)  Getting stuck means math is not for you</w:t>
+        <w:t xml:space="preserve">D)  We are a community of math thinkers and doers — we work together and on our own, showing respect for our classmates, our community, ourselves, and our math ideas</w:t>
       </w:r>
     </w:p>
     <w:p>
@@ -4206,7 +4206,7 @@
           <w:sz w:val="21"/>
           <w:szCs w:val="21"/>
         </w:rPr>
-        <w:t xml:space="preserve">A. 16</w:t>
+        <w:t xml:space="preserve">C. 16</w:t>
       </w:r>
     </w:p>
     <w:p>
@@ -4227,7 +4227,7 @@
           <w:sz w:val="21"/>
           <w:szCs w:val="21"/>
         </w:rPr>
-        <w:t xml:space="preserve">A. About 96</w:t>
+        <w:t xml:space="preserve">C. About 96</w:t>
       </w:r>
     </w:p>
     <w:p>
@@ -4360,7 +4360,7 @@
           <w:sz w:val="21"/>
           <w:szCs w:val="21"/>
         </w:rPr>
-        <w:t xml:space="preserve">A)  Critique the idea respectfully — not the classmate</w:t>
+        <w:t xml:space="preserve">D)  Critique the idea respectfully — not the classmate</w:t>
       </w:r>
       <w:r>
         <w:rPr>
@@ -4431,7 +4431,7 @@
           <w:sz w:val="21"/>
           <w:szCs w:val="21"/>
         </w:rPr>
-        <w:t xml:space="preserve">A)  Notice your progress has stalled and shift to a different strategy</w:t>
+        <w:t xml:space="preserve">B)  Notice your progress has stalled and shift to a different strategy</w:t>
       </w:r>
       <w:r>
         <w:rPr>
@@ -4462,7 +4462,7 @@
           <w:sz w:val="21"/>
           <w:szCs w:val="21"/>
         </w:rPr>
-        <w:t xml:space="preserve">A)  48</w:t>
+        <w:t xml:space="preserve">B)  48</w:t>
       </w:r>
       <w:r>
         <w:rPr>
@@ -4500,7 +4500,7 @@
           <w:sz w:val="21"/>
           <w:szCs w:val="21"/>
         </w:rPr>
-        <w:t xml:space="preserve">A)  We are a community of math thinkers and doers — we work together and on our own, showing respect for our classmates, our community, ourselves, and our math ideas</w:t>
+        <w:t xml:space="preserve">D)  We are a community of math thinkers and doers — we work together and on our own, showing respect for our classmates, our community, ourselves, and our math ideas</w:t>
       </w:r>
       <w:r>
         <w:rPr>

--- a/lessons/1-6/downloads/1-6-notes-teacher-l2.docx
+++ b/lessons/1-6/downloads/1-6-notes-teacher-l2.docx
@@ -264,49 +264,269 @@
           <w:sz w:val="19"/>
           <w:szCs w:val="19"/>
         </w:rPr>
-        <w:t xml:space="preserve">Look at the picture, read the word, then read what it means.</w:t>
+        <w:t xml:space="preserve">Review each concept term, definition, non-example, and visual clue.</w:t>
       </w:r>
     </w:p>
     <w:tbl>
       <w:tblPr>
-        <w:tblW w:type="pct" w:w="100%"/>
+        <w:tblW w:type="dxa" w:w="9360"/>
         <w:tblBorders>
-          <w:top w:val="none" w:color="FFFFFF" w:sz="0"/>
-          <w:left w:val="none" w:color="FFFFFF" w:sz="0"/>
-          <w:bottom w:val="single" w:color="C7D2DD" w:sz="4"/>
-          <w:right w:val="none" w:color="FFFFFF" w:sz="0"/>
-          <w:insideH w:val="none" w:color="FFFFFF" w:sz="0"/>
-          <w:insideV w:val="none" w:color="FFFFFF" w:sz="0"/>
+          <w:top w:val="single" w:color="C7D2DD" w:sz="6"/>
+          <w:left w:val="single" w:color="C7D2DD" w:sz="6"/>
+          <w:bottom w:val="single" w:color="C7D2DD" w:sz="6"/>
+          <w:right w:val="single" w:color="C7D2DD" w:sz="6"/>
+          <w:insideH w:val="single" w:color="C7D2DD" w:sz="6"/>
+          <w:insideV w:val="single" w:color="C7D2DD" w:sz="6"/>
         </w:tblBorders>
       </w:tblPr>
       <w:tblGrid>
         <w:gridCol w:w="1800"/>
-        <w:gridCol w:w="7560"/>
+        <w:gridCol w:w="3160"/>
+        <w:gridCol w:w="2200"/>
+        <w:gridCol w:w="2200"/>
       </w:tblGrid>
       <w:tr>
         <w:trPr>
           <w:cantSplit/>
+          <w:tblHeader/>
         </w:trPr>
         <w:tc>
           <w:tcPr>
             <w:tcW w:type="dxa" w:w="1800"/>
-            <w:tcMar>
-              <w:top w:type="dxa" w:w="100"/>
-              <w:left w:type="dxa" w:w="40"/>
-              <w:bottom w:type="dxa" w:w="100"/>
-              <w:right w:type="dxa" w:w="120"/>
-            </w:tcMar>
-            <w:vAlign w:val="center"/>
+            <w:shd w:fill="EEF4F8" w:color="auto" w:val="clear"/>
+            <w:tcMar>
+              <w:top w:type="dxa" w:w="80"/>
+              <w:left w:type="dxa" w:w="100"/>
+              <w:bottom w:type="dxa" w:w="80"/>
+              <w:right w:type="dxa" w:w="100"/>
+            </w:tcMar>
           </w:tcPr>
           <w:p>
             <w:pPr>
               <w:spacing w:after="0"/>
+            </w:pPr>
+            <w:r>
+              <w:rPr>
+                <w:b/>
+                <w:bCs/>
+                <w:color w:val="12355B"/>
+                <w:sz w:val="19"/>
+                <w:szCs w:val="19"/>
+              </w:rPr>
+              <w:t xml:space="preserve">Concept Term</w:t>
+            </w:r>
+          </w:p>
+        </w:tc>
+        <w:tc>
+          <w:tcPr>
+            <w:tcW w:type="dxa" w:w="3160"/>
+            <w:shd w:fill="EEF4F8" w:color="auto" w:val="clear"/>
+            <w:tcMar>
+              <w:top w:type="dxa" w:w="80"/>
+              <w:left w:type="dxa" w:w="100"/>
+              <w:bottom w:type="dxa" w:w="80"/>
+              <w:right w:type="dxa" w:w="100"/>
+            </w:tcMar>
+          </w:tcPr>
+          <w:p>
+            <w:pPr>
+              <w:spacing w:after="0"/>
+            </w:pPr>
+            <w:r>
+              <w:rPr>
+                <w:b/>
+                <w:bCs/>
+                <w:color w:val="12355B"/>
+                <w:sz w:val="19"/>
+                <w:szCs w:val="19"/>
+              </w:rPr>
+              <w:t xml:space="preserve">Student-Friendly Definition</w:t>
+            </w:r>
+          </w:p>
+        </w:tc>
+        <w:tc>
+          <w:tcPr>
+            <w:tcW w:type="dxa" w:w="2200"/>
+            <w:shd w:fill="EEF4F8" w:color="auto" w:val="clear"/>
+            <w:tcMar>
+              <w:top w:type="dxa" w:w="80"/>
+              <w:left w:type="dxa" w:w="100"/>
+              <w:bottom w:type="dxa" w:w="80"/>
+              <w:right w:type="dxa" w:w="100"/>
+            </w:tcMar>
+          </w:tcPr>
+          <w:p>
+            <w:pPr>
+              <w:spacing w:after="0"/>
+            </w:pPr>
+            <w:r>
+              <w:rPr>
+                <w:b/>
+                <w:bCs/>
+                <w:color w:val="12355B"/>
+                <w:sz w:val="19"/>
+                <w:szCs w:val="19"/>
+              </w:rPr>
+              <w:t xml:space="preserve">Non-Example</w:t>
+            </w:r>
+          </w:p>
+        </w:tc>
+        <w:tc>
+          <w:tcPr>
+            <w:tcW w:type="dxa" w:w="2200"/>
+            <w:shd w:fill="EEF4F8" w:color="auto" w:val="clear"/>
+            <w:tcMar>
+              <w:top w:type="dxa" w:w="80"/>
+              <w:left w:type="dxa" w:w="100"/>
+              <w:bottom w:type="dxa" w:w="80"/>
+              <w:right w:type="dxa" w:w="100"/>
+            </w:tcMar>
+          </w:tcPr>
+          <w:p>
+            <w:pPr>
+              <w:spacing w:after="0"/>
+            </w:pPr>
+            <w:r>
+              <w:rPr>
+                <w:b/>
+                <w:bCs/>
+                <w:color w:val="12355B"/>
+                <w:sz w:val="19"/>
+                <w:szCs w:val="19"/>
+              </w:rPr>
+              <w:t xml:space="preserve">Visual Clue</w:t>
+            </w:r>
+          </w:p>
+        </w:tc>
+      </w:tr>
+      <w:tr>
+        <w:trPr>
+          <w:cantSplit/>
+        </w:trPr>
+        <w:tc>
+          <w:tcPr>
+            <w:tcW w:type="dxa" w:w="1800"/>
+            <w:tcMar>
+              <w:top w:type="dxa" w:w="80"/>
+              <w:left w:type="dxa" w:w="100"/>
+              <w:bottom w:type="dxa" w:w="80"/>
+              <w:right w:type="dxa" w:w="100"/>
+            </w:tcMar>
+            <w:vAlign w:val="top"/>
+          </w:tcPr>
+          <w:p>
+            <w:pPr>
+              <w:spacing w:after="30"/>
+            </w:pPr>
+            <w:r>
+              <w:rPr>
+                <w:b/>
+                <w:bCs/>
+                <w:color w:val="12355B"/>
+                <w:sz w:val="21"/>
+                <w:szCs w:val="21"/>
+              </w:rPr>
+              <w:t xml:space="preserve">make sense of a problem</w:t>
+            </w:r>
+          </w:p>
+          <w:p>
+            <w:pPr>
+              <w:spacing w:after="0"/>
+            </w:pPr>
+            <w:r>
+              <w:rPr>
+                <w:i/>
+                <w:iCs/>
+                <w:color w:val="5F6F80"/>
+                <w:sz w:val="18"/>
+                <w:szCs w:val="18"/>
+              </w:rPr>
+              <w:t xml:space="preserve">comprender un problema</w:t>
+            </w:r>
+          </w:p>
+        </w:tc>
+        <w:tc>
+          <w:tcPr>
+            <w:tcW w:type="dxa" w:w="3160"/>
+            <w:tcMar>
+              <w:top w:type="dxa" w:w="80"/>
+              <w:left w:type="dxa" w:w="100"/>
+              <w:bottom w:type="dxa" w:w="80"/>
+              <w:right w:type="dxa" w:w="100"/>
+            </w:tcMar>
+            <w:vAlign w:val="top"/>
+          </w:tcPr>
+          <w:p>
+            <w:pPr>
+              <w:spacing w:after="0"/>
+            </w:pPr>
+            <w:r>
+              <w:rPr>
+                <w:sz w:val="20"/>
+                <w:szCs w:val="20"/>
+              </w:rPr>
+              <w:t xml:space="preserve">To figure out what a problem is asking — what you know, and what you don't know yet.</w:t>
+            </w:r>
+          </w:p>
+        </w:tc>
+        <w:tc>
+          <w:tcPr>
+            <w:tcW w:type="dxa" w:w="2200"/>
+            <w:tcMar>
+              <w:top w:type="dxa" w:w="80"/>
+              <w:left w:type="dxa" w:w="100"/>
+              <w:bottom w:type="dxa" w:w="80"/>
+              <w:right w:type="dxa" w:w="100"/>
+            </w:tcMar>
+            <w:vAlign w:val="top"/>
+          </w:tcPr>
+          <w:p>
+            <w:pPr>
+              <w:spacing w:after="40"/>
+            </w:pPr>
+            <w:r>
+              <w:rPr>
+                <w:i/>
+                <w:iCs/>
+                <w:color w:val="5F6F80"/>
+                <w:sz w:val="19"/>
+                <w:szCs w:val="19"/>
+              </w:rPr>
+              <w:t xml:space="preserve">Not make sense of a problem: write a counter-example that breaks the definition.</w:t>
+            </w:r>
+          </w:p>
+          <w:p>
+            <w:pPr>
+              <w:pBdr>
+                <w:bottom w:val="single" w:color="AFBECC" w:sz="6"/>
+              </w:pBdr>
+              <w:spacing w:after="30" w:before="150"/>
+            </w:pPr>
+            <w:r>
+              <w:t xml:space="preserve"/>
+            </w:r>
+          </w:p>
+        </w:tc>
+        <w:tc>
+          <w:tcPr>
+            <w:tcW w:type="dxa" w:w="2200"/>
+            <w:tcMar>
+              <w:top w:type="dxa" w:w="80"/>
+              <w:left w:type="dxa" w:w="100"/>
+              <w:bottom w:type="dxa" w:w="80"/>
+              <w:right w:type="dxa" w:w="100"/>
+            </w:tcMar>
+            <w:vAlign w:val="top"/>
+          </w:tcPr>
+          <w:p>
+            <w:pPr>
+              <w:spacing w:after="40"/>
               <w:jc w:val="center"/>
             </w:pPr>
             <w:r>
               <w:drawing>
                 <wp:inline distT="0" distB="0" distL="0" distR="0">
-                  <wp:extent cx="1047750" cy="790575"/>
+                  <wp:extent cx="876300" cy="657225"/>
                   <wp:effectExtent t="0" r="0" b="0" l="0"/>
                   <wp:docPr id="1" name="" descr="" title=""/>
                   <wp:cNvGraphicFramePr>
@@ -331,7 +551,7 @@
                         <pic:spPr bwMode="auto">
                           <a:xfrm>
                             <a:off x="0" y="0"/>
-                            <a:ext cx="1047750" cy="790575"/>
+                            <a:ext cx="876300" cy="657225"/>
                           </a:xfrm>
                           <a:prstGeom prst="rect">
                             <a:avLst/>
@@ -344,69 +564,10 @@
               </w:drawing>
             </w:r>
           </w:p>
-        </w:tc>
-        <w:tc>
-          <w:tcPr>
-            <w:tcW w:type="dxa" w:w="7560"/>
-            <w:tcMar>
-              <w:top w:type="dxa" w:w="100"/>
-              <w:left w:type="dxa" w:w="40"/>
-              <w:bottom w:type="dxa" w:w="100"/>
-              <w:right w:type="dxa" w:w="40"/>
-            </w:tcMar>
-            <w:vAlign w:val="center"/>
-          </w:tcPr>
-          <w:p>
-            <w:pPr>
-              <w:spacing w:after="50"/>
-            </w:pPr>
-            <w:r>
-              <w:rPr>
-                <w:b/>
-                <w:bCs/>
-                <w:color w:val="12355B"/>
-                <w:sz w:val="24"/>
-                <w:szCs w:val="24"/>
-              </w:rPr>
-              <w:t xml:space="preserve">make sense of a problem</w:t>
-            </w:r>
-            <w:r>
-              <w:rPr>
-                <w:i/>
-                <w:iCs/>
-                <w:color w:val="5F6F80"/>
-                <w:sz w:val="19"/>
-                <w:szCs w:val="19"/>
-              </w:rPr>
-              <w:t xml:space="preserve">   comprender un problema</w:t>
-            </w:r>
-          </w:p>
-          <w:p>
-            <w:pPr>
-              <w:spacing w:after="40"/>
-            </w:pPr>
-            <w:r>
-              <w:rPr>
-                <w:sz w:val="21"/>
-                <w:szCs w:val="21"/>
-              </w:rPr>
-              <w:t xml:space="preserve">To figure out what a problem is asking — what you know, and what you don't know yet.</w:t>
-            </w:r>
-          </w:p>
           <w:p>
             <w:pPr>
               <w:spacing w:after="0"/>
             </w:pPr>
-            <w:r>
-              <w:rPr>
-                <w:b/>
-                <w:bCs/>
-                <w:color w:val="1FA6A2"/>
-                <w:sz w:val="18"/>
-                <w:szCs w:val="18"/>
-              </w:rPr>
-              <w:t xml:space="preserve">Example:  </w:t>
-            </w:r>
             <w:r>
               <w:rPr>
                 <w:i/>
@@ -420,23 +581,6 @@
           </w:p>
         </w:tc>
       </w:tr>
-    </w:tbl>
-    <w:tbl>
-      <w:tblPr>
-        <w:tblW w:type="pct" w:w="100%"/>
-        <w:tblBorders>
-          <w:top w:val="none" w:color="FFFFFF" w:sz="0"/>
-          <w:left w:val="none" w:color="FFFFFF" w:sz="0"/>
-          <w:bottom w:val="single" w:color="C7D2DD" w:sz="4"/>
-          <w:right w:val="none" w:color="FFFFFF" w:sz="0"/>
-          <w:insideH w:val="none" w:color="FFFFFF" w:sz="0"/>
-          <w:insideV w:val="none" w:color="FFFFFF" w:sz="0"/>
-        </w:tblBorders>
-      </w:tblPr>
-      <w:tblGrid>
-        <w:gridCol w:w="1800"/>
-        <w:gridCol w:w="7560"/>
-      </w:tblGrid>
       <w:tr>
         <w:trPr>
           <w:cantSplit/>
@@ -445,22 +589,126 @@
           <w:tcPr>
             <w:tcW w:type="dxa" w:w="1800"/>
             <w:tcMar>
-              <w:top w:type="dxa" w:w="100"/>
-              <w:left w:type="dxa" w:w="40"/>
-              <w:bottom w:type="dxa" w:w="100"/>
-              <w:right w:type="dxa" w:w="120"/>
-            </w:tcMar>
-            <w:vAlign w:val="center"/>
-          </w:tcPr>
+              <w:top w:type="dxa" w:w="80"/>
+              <w:left w:type="dxa" w:w="100"/>
+              <w:bottom w:type="dxa" w:w="80"/>
+              <w:right w:type="dxa" w:w="100"/>
+            </w:tcMar>
+            <w:vAlign w:val="top"/>
+          </w:tcPr>
+          <w:p>
+            <w:pPr>
+              <w:spacing w:after="30"/>
+            </w:pPr>
+            <w:r>
+              <w:rPr>
+                <w:b/>
+                <w:bCs/>
+                <w:color w:val="12355B"/>
+                <w:sz w:val="21"/>
+                <w:szCs w:val="21"/>
+              </w:rPr>
+              <w:t xml:space="preserve">representation</w:t>
+            </w:r>
+          </w:p>
           <w:p>
             <w:pPr>
               <w:spacing w:after="0"/>
+            </w:pPr>
+            <w:r>
+              <w:rPr>
+                <w:i/>
+                <w:iCs/>
+                <w:color w:val="5F6F80"/>
+                <w:sz w:val="18"/>
+                <w:szCs w:val="18"/>
+              </w:rPr>
+              <w:t xml:space="preserve">representación</w:t>
+            </w:r>
+          </w:p>
+        </w:tc>
+        <w:tc>
+          <w:tcPr>
+            <w:tcW w:type="dxa" w:w="3160"/>
+            <w:tcMar>
+              <w:top w:type="dxa" w:w="80"/>
+              <w:left w:type="dxa" w:w="100"/>
+              <w:bottom w:type="dxa" w:w="80"/>
+              <w:right w:type="dxa" w:w="100"/>
+            </w:tcMar>
+            <w:vAlign w:val="top"/>
+          </w:tcPr>
+          <w:p>
+            <w:pPr>
+              <w:spacing w:after="0"/>
+            </w:pPr>
+            <w:r>
+              <w:rPr>
+                <w:sz w:val="20"/>
+                <w:szCs w:val="20"/>
+              </w:rPr>
+              <w:t xml:space="preserve">A way of showing a problem — a drawing, table, equation, or model — that helps you see it.</w:t>
+            </w:r>
+          </w:p>
+        </w:tc>
+        <w:tc>
+          <w:tcPr>
+            <w:tcW w:type="dxa" w:w="2200"/>
+            <w:tcMar>
+              <w:top w:type="dxa" w:w="80"/>
+              <w:left w:type="dxa" w:w="100"/>
+              <w:bottom w:type="dxa" w:w="80"/>
+              <w:right w:type="dxa" w:w="100"/>
+            </w:tcMar>
+            <w:vAlign w:val="top"/>
+          </w:tcPr>
+          <w:p>
+            <w:pPr>
+              <w:spacing w:after="40"/>
+            </w:pPr>
+            <w:r>
+              <w:rPr>
+                <w:i/>
+                <w:iCs/>
+                <w:color w:val="5F6F80"/>
+                <w:sz w:val="19"/>
+                <w:szCs w:val="19"/>
+              </w:rPr>
+              <w:t xml:space="preserve">Not representation: write a counter-example that breaks the definition.</w:t>
+            </w:r>
+          </w:p>
+          <w:p>
+            <w:pPr>
+              <w:pBdr>
+                <w:bottom w:val="single" w:color="AFBECC" w:sz="6"/>
+              </w:pBdr>
+              <w:spacing w:after="30" w:before="150"/>
+            </w:pPr>
+            <w:r>
+              <w:t xml:space="preserve"/>
+            </w:r>
+          </w:p>
+        </w:tc>
+        <w:tc>
+          <w:tcPr>
+            <w:tcW w:type="dxa" w:w="2200"/>
+            <w:tcMar>
+              <w:top w:type="dxa" w:w="80"/>
+              <w:left w:type="dxa" w:w="100"/>
+              <w:bottom w:type="dxa" w:w="80"/>
+              <w:right w:type="dxa" w:w="100"/>
+            </w:tcMar>
+            <w:vAlign w:val="top"/>
+          </w:tcPr>
+          <w:p>
+            <w:pPr>
+              <w:spacing w:after="40"/>
               <w:jc w:val="center"/>
             </w:pPr>
             <w:r>
               <w:drawing>
                 <wp:inline distT="0" distB="0" distL="0" distR="0">
-                  <wp:extent cx="1047750" cy="790575"/>
+                  <wp:extent cx="876300" cy="657225"/>
                   <wp:effectExtent t="0" r="0" b="0" l="0"/>
                   <wp:docPr id="1" name="" descr="" title=""/>
                   <wp:cNvGraphicFramePr>
@@ -485,7 +733,7 @@
                         <pic:spPr bwMode="auto">
                           <a:xfrm>
                             <a:off x="0" y="0"/>
-                            <a:ext cx="1047750" cy="790575"/>
+                            <a:ext cx="876300" cy="657225"/>
                           </a:xfrm>
                           <a:prstGeom prst="rect">
                             <a:avLst/>
@@ -498,69 +746,10 @@
               </w:drawing>
             </w:r>
           </w:p>
-        </w:tc>
-        <w:tc>
-          <w:tcPr>
-            <w:tcW w:type="dxa" w:w="7560"/>
-            <w:tcMar>
-              <w:top w:type="dxa" w:w="100"/>
-              <w:left w:type="dxa" w:w="40"/>
-              <w:bottom w:type="dxa" w:w="100"/>
-              <w:right w:type="dxa" w:w="40"/>
-            </w:tcMar>
-            <w:vAlign w:val="center"/>
-          </w:tcPr>
-          <w:p>
-            <w:pPr>
-              <w:spacing w:after="50"/>
-            </w:pPr>
-            <w:r>
-              <w:rPr>
-                <w:b/>
-                <w:bCs/>
-                <w:color w:val="12355B"/>
-                <w:sz w:val="24"/>
-                <w:szCs w:val="24"/>
-              </w:rPr>
-              <w:t xml:space="preserve">representation</w:t>
-            </w:r>
-            <w:r>
-              <w:rPr>
-                <w:i/>
-                <w:iCs/>
-                <w:color w:val="5F6F80"/>
-                <w:sz w:val="19"/>
-                <w:szCs w:val="19"/>
-              </w:rPr>
-              <w:t xml:space="preserve">   representación</w:t>
-            </w:r>
-          </w:p>
-          <w:p>
-            <w:pPr>
-              <w:spacing w:after="40"/>
-            </w:pPr>
-            <w:r>
-              <w:rPr>
-                <w:sz w:val="21"/>
-                <w:szCs w:val="21"/>
-              </w:rPr>
-              <w:t xml:space="preserve">A way of showing a problem — a drawing, table, equation, or model — that helps you see it.</w:t>
-            </w:r>
-          </w:p>
           <w:p>
             <w:pPr>
               <w:spacing w:after="0"/>
             </w:pPr>
-            <w:r>
-              <w:rPr>
-                <w:b/>
-                <w:bCs/>
-                <w:color w:val="1FA6A2"/>
-                <w:sz w:val="18"/>
-                <w:szCs w:val="18"/>
-              </w:rPr>
-              <w:t xml:space="preserve">Example:  </w:t>
-            </w:r>
             <w:r>
               <w:rPr>
                 <w:i/>
@@ -574,23 +763,6 @@
           </w:p>
         </w:tc>
       </w:tr>
-    </w:tbl>
-    <w:tbl>
-      <w:tblPr>
-        <w:tblW w:type="pct" w:w="100%"/>
-        <w:tblBorders>
-          <w:top w:val="none" w:color="FFFFFF" w:sz="0"/>
-          <w:left w:val="none" w:color="FFFFFF" w:sz="0"/>
-          <w:bottom w:val="single" w:color="C7D2DD" w:sz="4"/>
-          <w:right w:val="none" w:color="FFFFFF" w:sz="0"/>
-          <w:insideH w:val="none" w:color="FFFFFF" w:sz="0"/>
-          <w:insideV w:val="none" w:color="FFFFFF" w:sz="0"/>
-        </w:tblBorders>
-      </w:tblPr>
-      <w:tblGrid>
-        <w:gridCol w:w="1800"/>
-        <w:gridCol w:w="7560"/>
-      </w:tblGrid>
       <w:tr>
         <w:trPr>
           <w:cantSplit/>
@@ -599,22 +771,126 @@
           <w:tcPr>
             <w:tcW w:type="dxa" w:w="1800"/>
             <w:tcMar>
-              <w:top w:type="dxa" w:w="100"/>
-              <w:left w:type="dxa" w:w="40"/>
-              <w:bottom w:type="dxa" w:w="100"/>
-              <w:right w:type="dxa" w:w="120"/>
-            </w:tcMar>
-            <w:vAlign w:val="center"/>
-          </w:tcPr>
+              <w:top w:type="dxa" w:w="80"/>
+              <w:left w:type="dxa" w:w="100"/>
+              <w:bottom w:type="dxa" w:w="80"/>
+              <w:right w:type="dxa" w:w="100"/>
+            </w:tcMar>
+            <w:vAlign w:val="top"/>
+          </w:tcPr>
+          <w:p>
+            <w:pPr>
+              <w:spacing w:after="30"/>
+            </w:pPr>
+            <w:r>
+              <w:rPr>
+                <w:b/>
+                <w:bCs/>
+                <w:color w:val="12355B"/>
+                <w:sz w:val="21"/>
+                <w:szCs w:val="21"/>
+              </w:rPr>
+              <w:t xml:space="preserve">strategy</w:t>
+            </w:r>
+          </w:p>
           <w:p>
             <w:pPr>
               <w:spacing w:after="0"/>
+            </w:pPr>
+            <w:r>
+              <w:rPr>
+                <w:i/>
+                <w:iCs/>
+                <w:color w:val="5F6F80"/>
+                <w:sz w:val="18"/>
+                <w:szCs w:val="18"/>
+              </w:rPr>
+              <w:t xml:space="preserve">estrategia</w:t>
+            </w:r>
+          </w:p>
+        </w:tc>
+        <w:tc>
+          <w:tcPr>
+            <w:tcW w:type="dxa" w:w="3160"/>
+            <w:tcMar>
+              <w:top w:type="dxa" w:w="80"/>
+              <w:left w:type="dxa" w:w="100"/>
+              <w:bottom w:type="dxa" w:w="80"/>
+              <w:right w:type="dxa" w:w="100"/>
+            </w:tcMar>
+            <w:vAlign w:val="top"/>
+          </w:tcPr>
+          <w:p>
+            <w:pPr>
+              <w:spacing w:after="0"/>
+            </w:pPr>
+            <w:r>
+              <w:rPr>
+                <w:sz w:val="20"/>
+                <w:szCs w:val="20"/>
+              </w:rPr>
+              <w:t xml:space="preserve">A plan of attack for a problem — and something you can switch when you get stuck.</w:t>
+            </w:r>
+          </w:p>
+        </w:tc>
+        <w:tc>
+          <w:tcPr>
+            <w:tcW w:type="dxa" w:w="2200"/>
+            <w:tcMar>
+              <w:top w:type="dxa" w:w="80"/>
+              <w:left w:type="dxa" w:w="100"/>
+              <w:bottom w:type="dxa" w:w="80"/>
+              <w:right w:type="dxa" w:w="100"/>
+            </w:tcMar>
+            <w:vAlign w:val="top"/>
+          </w:tcPr>
+          <w:p>
+            <w:pPr>
+              <w:spacing w:after="40"/>
+            </w:pPr>
+            <w:r>
+              <w:rPr>
+                <w:i/>
+                <w:iCs/>
+                <w:color w:val="5F6F80"/>
+                <w:sz w:val="19"/>
+                <w:szCs w:val="19"/>
+              </w:rPr>
+              <w:t xml:space="preserve">Not strategy: write a counter-example that breaks the definition.</w:t>
+            </w:r>
+          </w:p>
+          <w:p>
+            <w:pPr>
+              <w:pBdr>
+                <w:bottom w:val="single" w:color="AFBECC" w:sz="6"/>
+              </w:pBdr>
+              <w:spacing w:after="30" w:before="150"/>
+            </w:pPr>
+            <w:r>
+              <w:t xml:space="preserve"/>
+            </w:r>
+          </w:p>
+        </w:tc>
+        <w:tc>
+          <w:tcPr>
+            <w:tcW w:type="dxa" w:w="2200"/>
+            <w:tcMar>
+              <w:top w:type="dxa" w:w="80"/>
+              <w:left w:type="dxa" w:w="100"/>
+              <w:bottom w:type="dxa" w:w="80"/>
+              <w:right w:type="dxa" w:w="100"/>
+            </w:tcMar>
+            <w:vAlign w:val="top"/>
+          </w:tcPr>
+          <w:p>
+            <w:pPr>
+              <w:spacing w:after="40"/>
               <w:jc w:val="center"/>
             </w:pPr>
             <w:r>
               <w:drawing>
                 <wp:inline distT="0" distB="0" distL="0" distR="0">
-                  <wp:extent cx="1047750" cy="790575"/>
+                  <wp:extent cx="876300" cy="657225"/>
                   <wp:effectExtent t="0" r="0" b="0" l="0"/>
                   <wp:docPr id="1" name="" descr="" title=""/>
                   <wp:cNvGraphicFramePr>
@@ -639,7 +915,7 @@
                         <pic:spPr bwMode="auto">
                           <a:xfrm>
                             <a:off x="0" y="0"/>
-                            <a:ext cx="1047750" cy="790575"/>
+                            <a:ext cx="876300" cy="657225"/>
                           </a:xfrm>
                           <a:prstGeom prst="rect">
                             <a:avLst/>
@@ -652,69 +928,10 @@
               </w:drawing>
             </w:r>
           </w:p>
-        </w:tc>
-        <w:tc>
-          <w:tcPr>
-            <w:tcW w:type="dxa" w:w="7560"/>
-            <w:tcMar>
-              <w:top w:type="dxa" w:w="100"/>
-              <w:left w:type="dxa" w:w="40"/>
-              <w:bottom w:type="dxa" w:w="100"/>
-              <w:right w:type="dxa" w:w="40"/>
-            </w:tcMar>
-            <w:vAlign w:val="center"/>
-          </w:tcPr>
-          <w:p>
-            <w:pPr>
-              <w:spacing w:after="50"/>
-            </w:pPr>
-            <w:r>
-              <w:rPr>
-                <w:b/>
-                <w:bCs/>
-                <w:color w:val="12355B"/>
-                <w:sz w:val="24"/>
-                <w:szCs w:val="24"/>
-              </w:rPr>
-              <w:t xml:space="preserve">strategy</w:t>
-            </w:r>
-            <w:r>
-              <w:rPr>
-                <w:i/>
-                <w:iCs/>
-                <w:color w:val="5F6F80"/>
-                <w:sz w:val="19"/>
-                <w:szCs w:val="19"/>
-              </w:rPr>
-              <w:t xml:space="preserve">   estrategia</w:t>
-            </w:r>
-          </w:p>
-          <w:p>
-            <w:pPr>
-              <w:spacing w:after="40"/>
-            </w:pPr>
-            <w:r>
-              <w:rPr>
-                <w:sz w:val="21"/>
-                <w:szCs w:val="21"/>
-              </w:rPr>
-              <w:t xml:space="preserve">A plan of attack for a problem — and something you can switch when you get stuck.</w:t>
-            </w:r>
-          </w:p>
           <w:p>
             <w:pPr>
               <w:spacing w:after="0"/>
             </w:pPr>
-            <w:r>
-              <w:rPr>
-                <w:b/>
-                <w:bCs/>
-                <w:color w:val="1FA6A2"/>
-                <w:sz w:val="18"/>
-                <w:szCs w:val="18"/>
-              </w:rPr>
-              <w:t xml:space="preserve">Example:  </w:t>
-            </w:r>
             <w:r>
               <w:rPr>
                 <w:i/>
@@ -728,23 +945,6 @@
           </w:p>
         </w:tc>
       </w:tr>
-    </w:tbl>
-    <w:tbl>
-      <w:tblPr>
-        <w:tblW w:type="pct" w:w="100%"/>
-        <w:tblBorders>
-          <w:top w:val="none" w:color="FFFFFF" w:sz="0"/>
-          <w:left w:val="none" w:color="FFFFFF" w:sz="0"/>
-          <w:bottom w:val="single" w:color="C7D2DD" w:sz="4"/>
-          <w:right w:val="none" w:color="FFFFFF" w:sz="0"/>
-          <w:insideH w:val="none" w:color="FFFFFF" w:sz="0"/>
-          <w:insideV w:val="none" w:color="FFFFFF" w:sz="0"/>
-        </w:tblBorders>
-      </w:tblPr>
-      <w:tblGrid>
-        <w:gridCol w:w="1800"/>
-        <w:gridCol w:w="7560"/>
-      </w:tblGrid>
       <w:tr>
         <w:trPr>
           <w:cantSplit/>
@@ -753,22 +953,126 @@
           <w:tcPr>
             <w:tcW w:type="dxa" w:w="1800"/>
             <w:tcMar>
-              <w:top w:type="dxa" w:w="100"/>
-              <w:left w:type="dxa" w:w="40"/>
-              <w:bottom w:type="dxa" w:w="100"/>
-              <w:right w:type="dxa" w:w="120"/>
-            </w:tcMar>
-            <w:vAlign w:val="center"/>
-          </w:tcPr>
+              <w:top w:type="dxa" w:w="80"/>
+              <w:left w:type="dxa" w:w="100"/>
+              <w:bottom w:type="dxa" w:w="80"/>
+              <w:right w:type="dxa" w:w="100"/>
+            </w:tcMar>
+            <w:vAlign w:val="top"/>
+          </w:tcPr>
+          <w:p>
+            <w:pPr>
+              <w:spacing w:after="30"/>
+            </w:pPr>
+            <w:r>
+              <w:rPr>
+                <w:b/>
+                <w:bCs/>
+                <w:color w:val="12355B"/>
+                <w:sz w:val="21"/>
+                <w:szCs w:val="21"/>
+              </w:rPr>
+              <w:t xml:space="preserve">critique</w:t>
+            </w:r>
+          </w:p>
           <w:p>
             <w:pPr>
               <w:spacing w:after="0"/>
+            </w:pPr>
+            <w:r>
+              <w:rPr>
+                <w:i/>
+                <w:iCs/>
+                <w:color w:val="5F6F80"/>
+                <w:sz w:val="18"/>
+                <w:szCs w:val="18"/>
+              </w:rPr>
+              <w:t xml:space="preserve">criticar constructivamente</w:t>
+            </w:r>
+          </w:p>
+        </w:tc>
+        <w:tc>
+          <w:tcPr>
+            <w:tcW w:type="dxa" w:w="3160"/>
+            <w:tcMar>
+              <w:top w:type="dxa" w:w="80"/>
+              <w:left w:type="dxa" w:w="100"/>
+              <w:bottom w:type="dxa" w:w="80"/>
+              <w:right w:type="dxa" w:w="100"/>
+            </w:tcMar>
+            <w:vAlign w:val="top"/>
+          </w:tcPr>
+          <w:p>
+            <w:pPr>
+              <w:spacing w:after="0"/>
+            </w:pPr>
+            <w:r>
+              <w:rPr>
+                <w:sz w:val="20"/>
+                <w:szCs w:val="20"/>
+              </w:rPr>
+              <w:t xml:space="preserve">To examine an idea and say what is convincing or not — about the idea, never about the person.</w:t>
+            </w:r>
+          </w:p>
+        </w:tc>
+        <w:tc>
+          <w:tcPr>
+            <w:tcW w:type="dxa" w:w="2200"/>
+            <w:tcMar>
+              <w:top w:type="dxa" w:w="80"/>
+              <w:left w:type="dxa" w:w="100"/>
+              <w:bottom w:type="dxa" w:w="80"/>
+              <w:right w:type="dxa" w:w="100"/>
+            </w:tcMar>
+            <w:vAlign w:val="top"/>
+          </w:tcPr>
+          <w:p>
+            <w:pPr>
+              <w:spacing w:after="40"/>
+            </w:pPr>
+            <w:r>
+              <w:rPr>
+                <w:i/>
+                <w:iCs/>
+                <w:color w:val="5F6F80"/>
+                <w:sz w:val="19"/>
+                <w:szCs w:val="19"/>
+              </w:rPr>
+              <w:t xml:space="preserve">Not critique: write a counter-example that breaks the definition.</w:t>
+            </w:r>
+          </w:p>
+          <w:p>
+            <w:pPr>
+              <w:pBdr>
+                <w:bottom w:val="single" w:color="AFBECC" w:sz="6"/>
+              </w:pBdr>
+              <w:spacing w:after="30" w:before="150"/>
+            </w:pPr>
+            <w:r>
+              <w:t xml:space="preserve"/>
+            </w:r>
+          </w:p>
+        </w:tc>
+        <w:tc>
+          <w:tcPr>
+            <w:tcW w:type="dxa" w:w="2200"/>
+            <w:tcMar>
+              <w:top w:type="dxa" w:w="80"/>
+              <w:left w:type="dxa" w:w="100"/>
+              <w:bottom w:type="dxa" w:w="80"/>
+              <w:right w:type="dxa" w:w="100"/>
+            </w:tcMar>
+            <w:vAlign w:val="top"/>
+          </w:tcPr>
+          <w:p>
+            <w:pPr>
+              <w:spacing w:after="40"/>
               <w:jc w:val="center"/>
             </w:pPr>
             <w:r>
               <w:drawing>
                 <wp:inline distT="0" distB="0" distL="0" distR="0">
-                  <wp:extent cx="1047750" cy="790575"/>
+                  <wp:extent cx="876300" cy="657225"/>
                   <wp:effectExtent t="0" r="0" b="0" l="0"/>
                   <wp:docPr id="1" name="" descr="" title=""/>
                   <wp:cNvGraphicFramePr>
@@ -793,7 +1097,7 @@
                         <pic:spPr bwMode="auto">
                           <a:xfrm>
                             <a:off x="0" y="0"/>
-                            <a:ext cx="1047750" cy="790575"/>
+                            <a:ext cx="876300" cy="657225"/>
                           </a:xfrm>
                           <a:prstGeom prst="rect">
                             <a:avLst/>
@@ -806,69 +1110,10 @@
               </w:drawing>
             </w:r>
           </w:p>
-        </w:tc>
-        <w:tc>
-          <w:tcPr>
-            <w:tcW w:type="dxa" w:w="7560"/>
-            <w:tcMar>
-              <w:top w:type="dxa" w:w="100"/>
-              <w:left w:type="dxa" w:w="40"/>
-              <w:bottom w:type="dxa" w:w="100"/>
-              <w:right w:type="dxa" w:w="40"/>
-            </w:tcMar>
-            <w:vAlign w:val="center"/>
-          </w:tcPr>
-          <w:p>
-            <w:pPr>
-              <w:spacing w:after="50"/>
-            </w:pPr>
-            <w:r>
-              <w:rPr>
-                <w:b/>
-                <w:bCs/>
-                <w:color w:val="12355B"/>
-                <w:sz w:val="24"/>
-                <w:szCs w:val="24"/>
-              </w:rPr>
-              <w:t xml:space="preserve">critique</w:t>
-            </w:r>
-            <w:r>
-              <w:rPr>
-                <w:i/>
-                <w:iCs/>
-                <w:color w:val="5F6F80"/>
-                <w:sz w:val="19"/>
-                <w:szCs w:val="19"/>
-              </w:rPr>
-              <w:t xml:space="preserve">   criticar constructivamente</w:t>
-            </w:r>
-          </w:p>
-          <w:p>
-            <w:pPr>
-              <w:spacing w:after="40"/>
-            </w:pPr>
-            <w:r>
-              <w:rPr>
-                <w:sz w:val="21"/>
-                <w:szCs w:val="21"/>
-              </w:rPr>
-              <w:t xml:space="preserve">To examine an idea and say what is convincing or not — about the idea, never about the person.</w:t>
-            </w:r>
-          </w:p>
           <w:p>
             <w:pPr>
               <w:spacing w:after="0"/>
             </w:pPr>
-            <w:r>
-              <w:rPr>
-                <w:b/>
-                <w:bCs/>
-                <w:color w:val="1FA6A2"/>
-                <w:sz w:val="18"/>
-                <w:szCs w:val="18"/>
-              </w:rPr>
-              <w:t xml:space="preserve">Example:  </w:t>
-            </w:r>
             <w:r>
               <w:rPr>
                 <w:i/>
@@ -882,23 +1127,6 @@
           </w:p>
         </w:tc>
       </w:tr>
-    </w:tbl>
-    <w:tbl>
-      <w:tblPr>
-        <w:tblW w:type="pct" w:w="100%"/>
-        <w:tblBorders>
-          <w:top w:val="none" w:color="FFFFFF" w:sz="0"/>
-          <w:left w:val="none" w:color="FFFFFF" w:sz="0"/>
-          <w:bottom w:val="single" w:color="C7D2DD" w:sz="4"/>
-          <w:right w:val="none" w:color="FFFFFF" w:sz="0"/>
-          <w:insideH w:val="none" w:color="FFFFFF" w:sz="0"/>
-          <w:insideV w:val="none" w:color="FFFFFF" w:sz="0"/>
-        </w:tblBorders>
-      </w:tblPr>
-      <w:tblGrid>
-        <w:gridCol w:w="1800"/>
-        <w:gridCol w:w="7560"/>
-      </w:tblGrid>
       <w:tr>
         <w:trPr>
           <w:cantSplit/>
@@ -907,22 +1135,126 @@
           <w:tcPr>
             <w:tcW w:type="dxa" w:w="1800"/>
             <w:tcMar>
-              <w:top w:type="dxa" w:w="100"/>
-              <w:left w:type="dxa" w:w="40"/>
-              <w:bottom w:type="dxa" w:w="100"/>
-              <w:right w:type="dxa" w:w="120"/>
-            </w:tcMar>
-            <w:vAlign w:val="center"/>
-          </w:tcPr>
+              <w:top w:type="dxa" w:w="80"/>
+              <w:left w:type="dxa" w:w="100"/>
+              <w:bottom w:type="dxa" w:w="80"/>
+              <w:right w:type="dxa" w:w="100"/>
+            </w:tcMar>
+            <w:vAlign w:val="top"/>
+          </w:tcPr>
+          <w:p>
+            <w:pPr>
+              <w:spacing w:after="30"/>
+            </w:pPr>
+            <w:r>
+              <w:rPr>
+                <w:b/>
+                <w:bCs/>
+                <w:color w:val="12355B"/>
+                <w:sz w:val="21"/>
+                <w:szCs w:val="21"/>
+              </w:rPr>
+              <w:t xml:space="preserve">community agreement</w:t>
+            </w:r>
+          </w:p>
           <w:p>
             <w:pPr>
               <w:spacing w:after="0"/>
+            </w:pPr>
+            <w:r>
+              <w:rPr>
+                <w:i/>
+                <w:iCs/>
+                <w:color w:val="5F6F80"/>
+                <w:sz w:val="18"/>
+                <w:szCs w:val="18"/>
+              </w:rPr>
+              <w:t xml:space="preserve">acuerdo comunitario</w:t>
+            </w:r>
+          </w:p>
+        </w:tc>
+        <w:tc>
+          <w:tcPr>
+            <w:tcW w:type="dxa" w:w="3160"/>
+            <w:tcMar>
+              <w:top w:type="dxa" w:w="80"/>
+              <w:left w:type="dxa" w:w="100"/>
+              <w:bottom w:type="dxa" w:w="80"/>
+              <w:right w:type="dxa" w:w="100"/>
+            </w:tcMar>
+            <w:vAlign w:val="top"/>
+          </w:tcPr>
+          <w:p>
+            <w:pPr>
+              <w:spacing w:after="0"/>
+            </w:pPr>
+            <w:r>
+              <w:rPr>
+                <w:sz w:val="20"/>
+                <w:szCs w:val="20"/>
+              </w:rPr>
+              <w:t xml:space="preserve">A rule the whole class agrees to so that everyone can learn together.</w:t>
+            </w:r>
+          </w:p>
+        </w:tc>
+        <w:tc>
+          <w:tcPr>
+            <w:tcW w:type="dxa" w:w="2200"/>
+            <w:tcMar>
+              <w:top w:type="dxa" w:w="80"/>
+              <w:left w:type="dxa" w:w="100"/>
+              <w:bottom w:type="dxa" w:w="80"/>
+              <w:right w:type="dxa" w:w="100"/>
+            </w:tcMar>
+            <w:vAlign w:val="top"/>
+          </w:tcPr>
+          <w:p>
+            <w:pPr>
+              <w:spacing w:after="40"/>
+            </w:pPr>
+            <w:r>
+              <w:rPr>
+                <w:i/>
+                <w:iCs/>
+                <w:color w:val="5F6F80"/>
+                <w:sz w:val="19"/>
+                <w:szCs w:val="19"/>
+              </w:rPr>
+              <w:t xml:space="preserve">Not community agreement: write a counter-example that breaks the definition.</w:t>
+            </w:r>
+          </w:p>
+          <w:p>
+            <w:pPr>
+              <w:pBdr>
+                <w:bottom w:val="single" w:color="AFBECC" w:sz="6"/>
+              </w:pBdr>
+              <w:spacing w:after="30" w:before="150"/>
+            </w:pPr>
+            <w:r>
+              <w:t xml:space="preserve"/>
+            </w:r>
+          </w:p>
+        </w:tc>
+        <w:tc>
+          <w:tcPr>
+            <w:tcW w:type="dxa" w:w="2200"/>
+            <w:tcMar>
+              <w:top w:type="dxa" w:w="80"/>
+              <w:left w:type="dxa" w:w="100"/>
+              <w:bottom w:type="dxa" w:w="80"/>
+              <w:right w:type="dxa" w:w="100"/>
+            </w:tcMar>
+            <w:vAlign w:val="top"/>
+          </w:tcPr>
+          <w:p>
+            <w:pPr>
+              <w:spacing w:after="40"/>
               <w:jc w:val="center"/>
             </w:pPr>
             <w:r>
               <w:drawing>
                 <wp:inline distT="0" distB="0" distL="0" distR="0">
-                  <wp:extent cx="1047750" cy="790575"/>
+                  <wp:extent cx="876300" cy="657225"/>
                   <wp:effectExtent t="0" r="0" b="0" l="0"/>
                   <wp:docPr id="1" name="" descr="" title=""/>
                   <wp:cNvGraphicFramePr>
@@ -947,7 +1279,7 @@
                         <pic:spPr bwMode="auto">
                           <a:xfrm>
                             <a:off x="0" y="0"/>
-                            <a:ext cx="1047750" cy="790575"/>
+                            <a:ext cx="876300" cy="657225"/>
                           </a:xfrm>
                           <a:prstGeom prst="rect">
                             <a:avLst/>
@@ -960,69 +1292,10 @@
               </w:drawing>
             </w:r>
           </w:p>
-        </w:tc>
-        <w:tc>
-          <w:tcPr>
-            <w:tcW w:type="dxa" w:w="7560"/>
-            <w:tcMar>
-              <w:top w:type="dxa" w:w="100"/>
-              <w:left w:type="dxa" w:w="40"/>
-              <w:bottom w:type="dxa" w:w="100"/>
-              <w:right w:type="dxa" w:w="40"/>
-            </w:tcMar>
-            <w:vAlign w:val="center"/>
-          </w:tcPr>
-          <w:p>
-            <w:pPr>
-              <w:spacing w:after="50"/>
-            </w:pPr>
-            <w:r>
-              <w:rPr>
-                <w:b/>
-                <w:bCs/>
-                <w:color w:val="12355B"/>
-                <w:sz w:val="24"/>
-                <w:szCs w:val="24"/>
-              </w:rPr>
-              <w:t xml:space="preserve">community agreement</w:t>
-            </w:r>
-            <w:r>
-              <w:rPr>
-                <w:i/>
-                <w:iCs/>
-                <w:color w:val="5F6F80"/>
-                <w:sz w:val="19"/>
-                <w:szCs w:val="19"/>
-              </w:rPr>
-              <w:t xml:space="preserve">   acuerdo comunitario</w:t>
-            </w:r>
-          </w:p>
-          <w:p>
-            <w:pPr>
-              <w:spacing w:after="40"/>
-            </w:pPr>
-            <w:r>
-              <w:rPr>
-                <w:sz w:val="21"/>
-                <w:szCs w:val="21"/>
-              </w:rPr>
-              <w:t xml:space="preserve">A rule the whole class agrees to so that everyone can learn together.</w:t>
-            </w:r>
-          </w:p>
           <w:p>
             <w:pPr>
               <w:spacing w:after="0"/>
             </w:pPr>
-            <w:r>
-              <w:rPr>
-                <w:b/>
-                <w:bCs/>
-                <w:color w:val="1FA6A2"/>
-                <w:sz w:val="18"/>
-                <w:szCs w:val="18"/>
-              </w:rPr>
-              <w:t xml:space="preserve">Example:  </w:t>
-            </w:r>
             <w:r>
               <w:rPr>
                 <w:i/>
@@ -3204,7 +3477,7 @@
           <w:sz w:val="19"/>
           <w:szCs w:val="19"/>
         </w:rPr>
-        <w:t xml:space="preserve">   You Do — show your work</w:t>
+        <w:t xml:space="preserve">   You Do — show your work and reasoning</w:t>
       </w:r>
     </w:p>
     <w:p>
@@ -3219,7 +3492,7 @@
           <w:sz w:val="19"/>
           <w:szCs w:val="19"/>
         </w:rPr>
-        <w:t xml:space="preserve">Solve each problem. Show your thinking in the work box.</w:t>
+        <w:t xml:space="preserve">Solve each problem in the middle column and explain your reasoning using the sentence starters on the right.</w:t>
       </w:r>
     </w:p>
     <w:p>
@@ -3248,120 +3521,258 @@
         <w:t xml:space="preserve">   grade-level practice</w:t>
       </w:r>
     </w:p>
-    <w:p>
-      <w:pPr>
-        <w:keepNext/>
-        <w:spacing w:after="60" w:before="160"/>
-      </w:pPr>
-      <w:r>
-        <w:rPr>
-          <w:b/>
-          <w:bCs/>
-          <w:color w:val="12355B"/>
-          <w:sz w:val="22"/>
-          <w:szCs w:val="22"/>
-        </w:rPr>
-        <w:t xml:space="preserve">1.  </w:t>
-      </w:r>
-      <w:r>
-        <w:rPr>
-          <w:b/>
-          <w:bCs/>
-          <w:sz w:val="21"/>
-          <w:szCs w:val="21"/>
-        </w:rPr>
-        <w:t xml:space="preserve">You are solving a problem and realize your strategy is not making progress. What does the problem-solving process say to do?</w:t>
-      </w:r>
-    </w:p>
-    <w:p>
-      <w:pPr>
-        <w:spacing w:after="40"/>
-        <w:ind w:left="420"/>
-      </w:pPr>
-      <w:r>
-        <w:rPr>
-          <w:sz w:val="20"/>
-          <w:szCs w:val="20"/>
-        </w:rPr>
-        <w:t xml:space="preserve">A)  Keep using the same strategy no matter what</w:t>
-      </w:r>
-    </w:p>
-    <w:p>
-      <w:pPr>
-        <w:spacing w:after="40"/>
-        <w:ind w:left="420"/>
-      </w:pPr>
-      <w:r>
-        <w:rPr>
-          <w:sz w:val="20"/>
-          <w:szCs w:val="20"/>
-        </w:rPr>
-        <w:t xml:space="preserve">B)  Notice your progress has stalled and shift to a different strategy</w:t>
-      </w:r>
-    </w:p>
-    <w:p>
-      <w:pPr>
-        <w:spacing w:after="40"/>
-        <w:ind w:left="420"/>
-      </w:pPr>
-      <w:r>
-        <w:rPr>
-          <w:sz w:val="20"/>
-          <w:szCs w:val="20"/>
-        </w:rPr>
-        <w:t xml:space="preserve">C)  Erase everything and decide the problem is impossible</w:t>
-      </w:r>
-    </w:p>
-    <w:p>
-      <w:pPr>
-        <w:spacing w:after="40"/>
-        <w:ind w:left="420"/>
-      </w:pPr>
-      <w:r>
-        <w:rPr>
-          <w:sz w:val="20"/>
-          <w:szCs w:val="20"/>
-        </w:rPr>
-        <w:t xml:space="preserve">D)  Copy a classmate's paper</w:t>
-      </w:r>
-    </w:p>
-    <w:p>
-      <w:pPr>
-        <w:spacing w:after="20"/>
-      </w:pPr>
-      <w:r>
-        <w:t xml:space="preserve"/>
-      </w:r>
-    </w:p>
     <w:tbl>
       <w:tblPr>
-        <w:tblW w:type="pct" w:w="100%"/>
+        <w:tblW w:type="dxa" w:w="9360"/>
         <w:tblBorders>
           <w:top w:val="single" w:color="C7D2DD" w:sz="6"/>
           <w:left w:val="single" w:color="C7D2DD" w:sz="6"/>
           <w:bottom w:val="single" w:color="C7D2DD" w:sz="6"/>
           <w:right w:val="single" w:color="C7D2DD" w:sz="6"/>
-          <w:insideH w:val="single" w:color="auto" w:sz="4"/>
-          <w:insideV w:val="single" w:color="auto" w:sz="4"/>
+          <w:insideH w:val="single" w:color="C7D2DD" w:sz="6"/>
+          <w:insideV w:val="single" w:color="C7D2DD" w:sz="6"/>
         </w:tblBorders>
       </w:tblPr>
       <w:tblGrid>
-        <w:gridCol w:w="100"/>
+        <w:gridCol w:w="2800"/>
+        <w:gridCol w:w="3560"/>
+        <w:gridCol w:w="3000"/>
       </w:tblGrid>
       <w:tr>
-        <w:tc>
-          <w:tcPr>
+        <w:trPr>
+          <w:cantSplit/>
+          <w:tblHeader/>
+        </w:trPr>
+        <w:tc>
+          <w:tcPr>
+            <w:tcW w:type="dxa" w:w="2800"/>
+            <w:shd w:fill="EEF4F8" w:color="auto" w:val="clear"/>
+            <w:tcMar>
+              <w:top w:type="dxa" w:w="60"/>
+              <w:left w:type="dxa" w:w="100"/>
+              <w:bottom w:type="dxa" w:w="60"/>
+              <w:right w:type="dxa" w:w="100"/>
+            </w:tcMar>
+          </w:tcPr>
+          <w:p>
+            <w:pPr>
+              <w:spacing w:after="0"/>
+            </w:pPr>
+            <w:r>
+              <w:rPr>
+                <w:b/>
+                <w:bCs/>
+                <w:color w:val="12355B"/>
+                <w:sz w:val="16"/>
+                <w:szCs w:val="16"/>
+              </w:rPr>
+              <w:t xml:space="preserve">CORE PROBLEM / GIVEN REPRESENTATION</w:t>
+            </w:r>
+          </w:p>
+        </w:tc>
+        <w:tc>
+          <w:tcPr>
+            <w:tcW w:type="dxa" w:w="3560"/>
+            <w:shd w:fill="EEF4F8" w:color="auto" w:val="clear"/>
+            <w:tcMar>
+              <w:top w:type="dxa" w:w="60"/>
+              <w:left w:type="dxa" w:w="100"/>
+              <w:bottom w:type="dxa" w:w="60"/>
+              <w:right w:type="dxa" w:w="100"/>
+            </w:tcMar>
+          </w:tcPr>
+          <w:p>
+            <w:pPr>
+              <w:spacing w:after="0"/>
+            </w:pPr>
+            <w:r>
+              <w:rPr>
+                <w:b/>
+                <w:bCs/>
+                <w:color w:val="12355B"/>
+                <w:sz w:val="16"/>
+                <w:szCs w:val="16"/>
+              </w:rPr>
+              <w:t xml:space="preserve">WORKING SPACE / CALCULATION STEPS</w:t>
+            </w:r>
+          </w:p>
+        </w:tc>
+        <w:tc>
+          <w:tcPr>
+            <w:tcW w:type="dxa" w:w="3000"/>
             <w:shd w:fill="FBF3E2" w:color="auto" w:val="clear"/>
             <w:tcMar>
               <w:top w:type="dxa" w:w="60"/>
-              <w:left w:type="dxa" w:w="120"/>
+              <w:left w:type="dxa" w:w="100"/>
               <w:bottom w:type="dxa" w:w="60"/>
-              <w:right w:type="dxa" w:w="120"/>
-            </w:tcMar>
-          </w:tcPr>
-          <w:p>
-            <w:pPr>
-              <w:spacing w:after="0" w:line="320"/>
+              <w:right w:type="dxa" w:w="100"/>
+            </w:tcMar>
+          </w:tcPr>
+          <w:p>
+            <w:pPr>
+              <w:spacing w:after="0"/>
+            </w:pPr>
+            <w:r>
+              <w:rPr>
+                <w:b/>
+                <w:bCs/>
+                <w:color w:val="B97A12"/>
+                <w:sz w:val="16"/>
+                <w:szCs w:val="16"/>
+              </w:rPr>
+              <w:t xml:space="preserve">EXPLAIN YOUR REASONING</w:t>
+            </w:r>
+          </w:p>
+        </w:tc>
+      </w:tr>
+      <w:tr>
+        <w:trPr>
+          <w:cantSplit/>
+        </w:trPr>
+        <w:tc>
+          <w:tcPr>
+            <w:tcW w:type="dxa" w:w="2800"/>
+            <w:tcMar>
+              <w:top w:type="dxa" w:w="80"/>
+              <w:left w:type="dxa" w:w="100"/>
+              <w:bottom w:type="dxa" w:w="80"/>
+              <w:right w:type="dxa" w:w="100"/>
+            </w:tcMar>
+            <w:vAlign w:val="top"/>
+          </w:tcPr>
+          <w:p>
+            <w:pPr>
+              <w:spacing w:after="60"/>
+            </w:pPr>
+            <w:r>
+              <w:rPr>
+                <w:b/>
+                <w:bCs/>
+                <w:color w:val="12355B"/>
+                <w:sz w:val="21"/>
+                <w:szCs w:val="21"/>
+              </w:rPr>
+              <w:t xml:space="preserve">1.  </w:t>
+            </w:r>
+            <w:r>
+              <w:rPr>
+                <w:b/>
+                <w:bCs/>
+                <w:sz w:val="20"/>
+                <w:szCs w:val="20"/>
+              </w:rPr>
+              <w:t xml:space="preserve">You are solving a problem and realize your strategy is not making progress. What does the problem-solving process say to do?</w:t>
+            </w:r>
+          </w:p>
+          <w:p>
+            <w:pPr>
+              <w:spacing w:after="30"/>
+              <w:ind w:left="180"/>
+            </w:pPr>
+            <w:r>
+              <w:rPr>
+                <w:sz w:val="19"/>
+                <w:szCs w:val="19"/>
+              </w:rPr>
+              <w:t xml:space="preserve">A)  Keep using the same strategy no matter what</w:t>
+            </w:r>
+          </w:p>
+          <w:p>
+            <w:pPr>
+              <w:spacing w:after="30"/>
+              <w:ind w:left="180"/>
+            </w:pPr>
+            <w:r>
+              <w:rPr>
+                <w:sz w:val="19"/>
+                <w:szCs w:val="19"/>
+              </w:rPr>
+              <w:t xml:space="preserve">B)  Notice your progress has stalled and shift to a different strategy</w:t>
+            </w:r>
+          </w:p>
+          <w:p>
+            <w:pPr>
+              <w:spacing w:after="30"/>
+              <w:ind w:left="180"/>
+            </w:pPr>
+            <w:r>
+              <w:rPr>
+                <w:sz w:val="19"/>
+                <w:szCs w:val="19"/>
+              </w:rPr>
+              <w:t xml:space="preserve">C)  Erase everything and decide the problem is impossible</w:t>
+            </w:r>
+          </w:p>
+          <w:p>
+            <w:pPr>
+              <w:spacing w:after="30"/>
+              <w:ind w:left="180"/>
+            </w:pPr>
+            <w:r>
+              <w:rPr>
+                <w:sz w:val="19"/>
+                <w:szCs w:val="19"/>
+              </w:rPr>
+              <w:t xml:space="preserve">D)  Copy a classmate's paper</w:t>
+            </w:r>
+          </w:p>
+        </w:tc>
+        <w:tc>
+          <w:tcPr>
+            <w:tcW w:type="dxa" w:w="3560"/>
+            <w:tcMar>
+              <w:top w:type="dxa" w:w="80"/>
+              <w:left w:type="dxa" w:w="100"/>
+              <w:bottom w:type="dxa" w:w="80"/>
+              <w:right w:type="dxa" w:w="100"/>
+            </w:tcMar>
+            <w:vAlign w:val="top"/>
+          </w:tcPr>
+          <w:p>
+            <w:pPr>
+              <w:spacing w:after="40"/>
+            </w:pPr>
+            <w:r>
+              <w:rPr>
+                <w:b/>
+                <w:bCs/>
+                <w:color w:val="1FA6A2"/>
+                <w:sz w:val="19"/>
+                <w:szCs w:val="19"/>
+              </w:rPr>
+              <w:t xml:space="preserve">Solution:  </w:t>
+            </w:r>
+            <w:r>
+              <w:rPr>
+                <w:b/>
+                <w:bCs/>
+                <w:sz w:val="19"/>
+                <w:szCs w:val="19"/>
+              </w:rPr>
+              <w:t xml:space="preserve">B)  Notice your progress has stalled and shift to a different strategy</w:t>
+            </w:r>
+          </w:p>
+          <w:p>
+            <w:pPr>
+              <w:spacing w:after="40"/>
+            </w:pPr>
+            <w:r>
+              <w:rPr>
+                <w:i/>
+                <w:iCs/>
+                <w:color w:val="5F6F80"/>
+                <w:sz w:val="18"/>
+                <w:szCs w:val="18"/>
+              </w:rPr>
+              <w:t xml:space="preserve">We are aware of our progress in solving the problem and shift strategies when needed.</w:t>
+            </w:r>
+          </w:p>
+          <w:p>
+            <w:pPr>
+              <w:pBdr>
+                <w:bottom w:val="single" w:color="AFBECC" w:sz="6"/>
+              </w:pBdr>
+              <w:spacing w:after="30" w:before="150"/>
             </w:pPr>
             <w:r>
               <w:t xml:space="preserve"/>
@@ -3369,7 +3780,125 @@
           </w:p>
           <w:p>
             <w:pPr>
-              <w:spacing w:after="0" w:line="320"/>
+              <w:pBdr>
+                <w:bottom w:val="single" w:color="AFBECC" w:sz="6"/>
+              </w:pBdr>
+              <w:spacing w:after="30" w:before="150"/>
+            </w:pPr>
+            <w:r>
+              <w:t xml:space="preserve"/>
+            </w:r>
+          </w:p>
+        </w:tc>
+        <w:tc>
+          <w:tcPr>
+            <w:tcW w:type="dxa" w:w="3000"/>
+            <w:shd w:fill="FBF3E2" w:color="auto" w:val="clear"/>
+            <w:tcMar>
+              <w:top w:type="dxa" w:w="80"/>
+              <w:left w:type="dxa" w:w="100"/>
+              <w:bottom w:type="dxa" w:w="80"/>
+              <w:right w:type="dxa" w:w="100"/>
+            </w:tcMar>
+            <w:vAlign w:val="top"/>
+          </w:tcPr>
+          <w:p>
+            <w:pPr>
+              <w:spacing w:after="40"/>
+            </w:pPr>
+            <w:r>
+              <w:rPr>
+                <w:b/>
+                <w:bCs/>
+                <w:color w:val="12355B"/>
+                <w:sz w:val="19"/>
+                <w:szCs w:val="19"/>
+              </w:rPr>
+              <w:t xml:space="preserve">Because... </w:t>
+            </w:r>
+            <w:r>
+              <w:rPr>
+                <w:color w:val="AFBECC"/>
+                <w:sz w:val="19"/>
+                <w:szCs w:val="19"/>
+              </w:rPr>
+              <w:t xml:space="preserve">________________</w:t>
+            </w:r>
+          </w:p>
+          <w:p>
+            <w:pPr>
+              <w:pBdr>
+                <w:bottom w:val="single" w:color="AFBECC" w:sz="6"/>
+              </w:pBdr>
+              <w:spacing w:after="30" w:before="150"/>
+            </w:pPr>
+            <w:r>
+              <w:t xml:space="preserve"/>
+            </w:r>
+          </w:p>
+          <w:p>
+            <w:pPr>
+              <w:spacing w:after="40" w:before="80"/>
+            </w:pPr>
+            <w:r>
+              <w:rPr>
+                <w:b/>
+                <w:bCs/>
+                <w:color w:val="6B4FA0"/>
+                <w:sz w:val="19"/>
+                <w:szCs w:val="19"/>
+              </w:rPr>
+              <w:t xml:space="preserve">Although... </w:t>
+            </w:r>
+            <w:r>
+              <w:rPr>
+                <w:color w:val="AFBECC"/>
+                <w:sz w:val="19"/>
+                <w:szCs w:val="19"/>
+              </w:rPr>
+              <w:t xml:space="preserve">_______________</w:t>
+            </w:r>
+          </w:p>
+          <w:p>
+            <w:pPr>
+              <w:pBdr>
+                <w:bottom w:val="single" w:color="AFBECC" w:sz="6"/>
+              </w:pBdr>
+              <w:spacing w:after="30" w:before="150"/>
+            </w:pPr>
+            <w:r>
+              <w:t xml:space="preserve"/>
+            </w:r>
+          </w:p>
+          <w:p>
+            <w:pPr>
+              <w:spacing w:after="40" w:before="80"/>
+            </w:pPr>
+            <w:r>
+              <w:rPr>
+                <w:b/>
+                <w:bCs/>
+                <w:color w:val="1FA6A2"/>
+                <w:sz w:val="19"/>
+                <w:szCs w:val="19"/>
+              </w:rPr>
+              <w:t xml:space="preserve">Therefore... </w:t>
+            </w:r>
+            <w:r>
+              <w:rPr>
+                <w:color w:val="AFBECC"/>
+                <w:sz w:val="19"/>
+                <w:szCs w:val="19"/>
+              </w:rPr>
+              <w:t xml:space="preserve">______________</w:t>
+            </w:r>
+          </w:p>
+          <w:p>
+            <w:pPr>
+              <w:pBdr>
+                <w:bottom w:val="single" w:color="AFBECC" w:sz="6"/>
+              </w:pBdr>
+              <w:spacing w:after="30" w:before="150"/>
             </w:pPr>
             <w:r>
               <w:t xml:space="preserve"/>
@@ -3380,84 +3909,7 @@
     </w:tbl>
     <w:p>
       <w:pPr>
-        <w:keepNext/>
-        <w:spacing w:after="60" w:before="160"/>
-      </w:pPr>
-      <w:r>
-        <w:rPr>
-          <w:b/>
-          <w:bCs/>
-          <w:color w:val="12355B"/>
-          <w:sz w:val="22"/>
-          <w:szCs w:val="22"/>
-        </w:rPr>
-        <w:t xml:space="preserve">2.  </w:t>
-      </w:r>
-      <w:r>
-        <w:rPr>
-          <w:b/>
-          <w:bCs/>
-          <w:sz w:val="21"/>
-          <w:szCs w:val="21"/>
-        </w:rPr>
-        <w:t xml:space="preserve">The first rack has 16 wheels and the other rack has 6 times as many. How many BIKES does the bigger rack hold, if every bike has 2 wheels?</w:t>
-      </w:r>
-    </w:p>
-    <w:p>
-      <w:pPr>
-        <w:spacing w:after="40"/>
-        <w:ind w:left="420"/>
-      </w:pPr>
-      <w:r>
-        <w:rPr>
-          <w:sz w:val="20"/>
-          <w:szCs w:val="20"/>
-        </w:rPr>
-        <w:t xml:space="preserve">A)  24</w:t>
-      </w:r>
-    </w:p>
-    <w:p>
-      <w:pPr>
-        <w:spacing w:after="40"/>
-        <w:ind w:left="420"/>
-      </w:pPr>
-      <w:r>
-        <w:rPr>
-          <w:sz w:val="20"/>
-          <w:szCs w:val="20"/>
-        </w:rPr>
-        <w:t xml:space="preserve">B)  48</w:t>
-      </w:r>
-    </w:p>
-    <w:p>
-      <w:pPr>
-        <w:spacing w:after="40"/>
-        <w:ind w:left="420"/>
-      </w:pPr>
-      <w:r>
-        <w:rPr>
-          <w:sz w:val="20"/>
-          <w:szCs w:val="20"/>
-        </w:rPr>
-        <w:t xml:space="preserve">C)  96</w:t>
-      </w:r>
-    </w:p>
-    <w:p>
-      <w:pPr>
-        <w:spacing w:after="40"/>
-        <w:ind w:left="420"/>
-      </w:pPr>
-      <w:r>
-        <w:rPr>
-          <w:sz w:val="20"/>
-          <w:szCs w:val="20"/>
-        </w:rPr>
-        <w:t xml:space="preserve">D)  192</w:t>
-      </w:r>
-    </w:p>
-    <w:p>
-      <w:pPr>
-        <w:spacing w:after="20"/>
+        <w:spacing w:after="80"/>
       </w:pPr>
       <w:r>
         <w:t xml:space="preserve"/>
@@ -3465,33 +3917,256 @@
     </w:p>
     <w:tbl>
       <w:tblPr>
-        <w:tblW w:type="pct" w:w="100%"/>
+        <w:tblW w:type="dxa" w:w="9360"/>
         <w:tblBorders>
           <w:top w:val="single" w:color="C7D2DD" w:sz="6"/>
           <w:left w:val="single" w:color="C7D2DD" w:sz="6"/>
           <w:bottom w:val="single" w:color="C7D2DD" w:sz="6"/>
           <w:right w:val="single" w:color="C7D2DD" w:sz="6"/>
-          <w:insideH w:val="single" w:color="auto" w:sz="4"/>
-          <w:insideV w:val="single" w:color="auto" w:sz="4"/>
+          <w:insideH w:val="single" w:color="C7D2DD" w:sz="6"/>
+          <w:insideV w:val="single" w:color="C7D2DD" w:sz="6"/>
         </w:tblBorders>
       </w:tblPr>
       <w:tblGrid>
-        <w:gridCol w:w="100"/>
+        <w:gridCol w:w="2800"/>
+        <w:gridCol w:w="3560"/>
+        <w:gridCol w:w="3000"/>
       </w:tblGrid>
       <w:tr>
-        <w:tc>
-          <w:tcPr>
+        <w:trPr>
+          <w:cantSplit/>
+          <w:tblHeader/>
+        </w:trPr>
+        <w:tc>
+          <w:tcPr>
+            <w:tcW w:type="dxa" w:w="2800"/>
+            <w:shd w:fill="EEF4F8" w:color="auto" w:val="clear"/>
+            <w:tcMar>
+              <w:top w:type="dxa" w:w="60"/>
+              <w:left w:type="dxa" w:w="100"/>
+              <w:bottom w:type="dxa" w:w="60"/>
+              <w:right w:type="dxa" w:w="100"/>
+            </w:tcMar>
+          </w:tcPr>
+          <w:p>
+            <w:pPr>
+              <w:spacing w:after="0"/>
+            </w:pPr>
+            <w:r>
+              <w:rPr>
+                <w:b/>
+                <w:bCs/>
+                <w:color w:val="12355B"/>
+                <w:sz w:val="16"/>
+                <w:szCs w:val="16"/>
+              </w:rPr>
+              <w:t xml:space="preserve">CORE PROBLEM / GIVEN REPRESENTATION</w:t>
+            </w:r>
+          </w:p>
+        </w:tc>
+        <w:tc>
+          <w:tcPr>
+            <w:tcW w:type="dxa" w:w="3560"/>
+            <w:shd w:fill="EEF4F8" w:color="auto" w:val="clear"/>
+            <w:tcMar>
+              <w:top w:type="dxa" w:w="60"/>
+              <w:left w:type="dxa" w:w="100"/>
+              <w:bottom w:type="dxa" w:w="60"/>
+              <w:right w:type="dxa" w:w="100"/>
+            </w:tcMar>
+          </w:tcPr>
+          <w:p>
+            <w:pPr>
+              <w:spacing w:after="0"/>
+            </w:pPr>
+            <w:r>
+              <w:rPr>
+                <w:b/>
+                <w:bCs/>
+                <w:color w:val="12355B"/>
+                <w:sz w:val="16"/>
+                <w:szCs w:val="16"/>
+              </w:rPr>
+              <w:t xml:space="preserve">WORKING SPACE / CALCULATION STEPS</w:t>
+            </w:r>
+          </w:p>
+        </w:tc>
+        <w:tc>
+          <w:tcPr>
+            <w:tcW w:type="dxa" w:w="3000"/>
             <w:shd w:fill="FBF3E2" w:color="auto" w:val="clear"/>
             <w:tcMar>
               <w:top w:type="dxa" w:w="60"/>
-              <w:left w:type="dxa" w:w="120"/>
+              <w:left w:type="dxa" w:w="100"/>
               <w:bottom w:type="dxa" w:w="60"/>
-              <w:right w:type="dxa" w:w="120"/>
-            </w:tcMar>
-          </w:tcPr>
-          <w:p>
-            <w:pPr>
-              <w:spacing w:after="0" w:line="320"/>
+              <w:right w:type="dxa" w:w="100"/>
+            </w:tcMar>
+          </w:tcPr>
+          <w:p>
+            <w:pPr>
+              <w:spacing w:after="0"/>
+            </w:pPr>
+            <w:r>
+              <w:rPr>
+                <w:b/>
+                <w:bCs/>
+                <w:color w:val="B97A12"/>
+                <w:sz w:val="16"/>
+                <w:szCs w:val="16"/>
+              </w:rPr>
+              <w:t xml:space="preserve">EXPLAIN YOUR REASONING</w:t>
+            </w:r>
+          </w:p>
+        </w:tc>
+      </w:tr>
+      <w:tr>
+        <w:trPr>
+          <w:cantSplit/>
+        </w:trPr>
+        <w:tc>
+          <w:tcPr>
+            <w:tcW w:type="dxa" w:w="2800"/>
+            <w:tcMar>
+              <w:top w:type="dxa" w:w="80"/>
+              <w:left w:type="dxa" w:w="100"/>
+              <w:bottom w:type="dxa" w:w="80"/>
+              <w:right w:type="dxa" w:w="100"/>
+            </w:tcMar>
+            <w:vAlign w:val="top"/>
+          </w:tcPr>
+          <w:p>
+            <w:pPr>
+              <w:spacing w:after="60"/>
+            </w:pPr>
+            <w:r>
+              <w:rPr>
+                <w:b/>
+                <w:bCs/>
+                <w:color w:val="12355B"/>
+                <w:sz w:val="21"/>
+                <w:szCs w:val="21"/>
+              </w:rPr>
+              <w:t xml:space="preserve">2.  </w:t>
+            </w:r>
+            <w:r>
+              <w:rPr>
+                <w:b/>
+                <w:bCs/>
+                <w:sz w:val="20"/>
+                <w:szCs w:val="20"/>
+              </w:rPr>
+              <w:t xml:space="preserve">The first rack has 16 wheels and the other rack has 6 times as many. How many BIKES does the bigger rack hold, if every bike has 2 wheels?</w:t>
+            </w:r>
+          </w:p>
+          <w:p>
+            <w:pPr>
+              <w:spacing w:after="30"/>
+              <w:ind w:left="180"/>
+            </w:pPr>
+            <w:r>
+              <w:rPr>
+                <w:sz w:val="19"/>
+                <w:szCs w:val="19"/>
+              </w:rPr>
+              <w:t xml:space="preserve">A)  24</w:t>
+            </w:r>
+          </w:p>
+          <w:p>
+            <w:pPr>
+              <w:spacing w:after="30"/>
+              <w:ind w:left="180"/>
+            </w:pPr>
+            <w:r>
+              <w:rPr>
+                <w:sz w:val="19"/>
+                <w:szCs w:val="19"/>
+              </w:rPr>
+              <w:t xml:space="preserve">B)  48</w:t>
+            </w:r>
+          </w:p>
+          <w:p>
+            <w:pPr>
+              <w:spacing w:after="30"/>
+              <w:ind w:left="180"/>
+            </w:pPr>
+            <w:r>
+              <w:rPr>
+                <w:sz w:val="19"/>
+                <w:szCs w:val="19"/>
+              </w:rPr>
+              <w:t xml:space="preserve">C)  96</w:t>
+            </w:r>
+          </w:p>
+          <w:p>
+            <w:pPr>
+              <w:spacing w:after="30"/>
+              <w:ind w:left="180"/>
+            </w:pPr>
+            <w:r>
+              <w:rPr>
+                <w:sz w:val="19"/>
+                <w:szCs w:val="19"/>
+              </w:rPr>
+              <w:t xml:space="preserve">D)  192</w:t>
+            </w:r>
+          </w:p>
+        </w:tc>
+        <w:tc>
+          <w:tcPr>
+            <w:tcW w:type="dxa" w:w="3560"/>
+            <w:tcMar>
+              <w:top w:type="dxa" w:w="80"/>
+              <w:left w:type="dxa" w:w="100"/>
+              <w:bottom w:type="dxa" w:w="80"/>
+              <w:right w:type="dxa" w:w="100"/>
+            </w:tcMar>
+            <w:vAlign w:val="top"/>
+          </w:tcPr>
+          <w:p>
+            <w:pPr>
+              <w:spacing w:after="40"/>
+            </w:pPr>
+            <w:r>
+              <w:rPr>
+                <w:b/>
+                <w:bCs/>
+                <w:color w:val="1FA6A2"/>
+                <w:sz w:val="19"/>
+                <w:szCs w:val="19"/>
+              </w:rPr>
+              <w:t xml:space="preserve">Solution:  </w:t>
+            </w:r>
+            <w:r>
+              <w:rPr>
+                <w:b/>
+                <w:bCs/>
+                <w:sz w:val="19"/>
+                <w:szCs w:val="19"/>
+              </w:rPr>
+              <w:t xml:space="preserve">B)  48</w:t>
+            </w:r>
+          </w:p>
+          <w:p>
+            <w:pPr>
+              <w:spacing w:after="40"/>
+            </w:pPr>
+            <w:r>
+              <w:rPr>
+                <w:i/>
+                <w:iCs/>
+                <w:color w:val="5F6F80"/>
+                <w:sz w:val="18"/>
+                <w:szCs w:val="18"/>
+              </w:rPr>
+              <w:t xml:space="preserve">The bigger rack has 16 × 6 = 96 wheels, and 96 ÷ 2 = 48 bikes.</w:t>
+            </w:r>
+          </w:p>
+          <w:p>
+            <w:pPr>
+              <w:pBdr>
+                <w:bottom w:val="single" w:color="AFBECC" w:sz="6"/>
+              </w:pBdr>
+              <w:spacing w:after="30" w:before="150"/>
             </w:pPr>
             <w:r>
               <w:t xml:space="preserve"/>
@@ -3499,7 +4174,125 @@
           </w:p>
           <w:p>
             <w:pPr>
-              <w:spacing w:after="0" w:line="320"/>
+              <w:pBdr>
+                <w:bottom w:val="single" w:color="AFBECC" w:sz="6"/>
+              </w:pBdr>
+              <w:spacing w:after="30" w:before="150"/>
+            </w:pPr>
+            <w:r>
+              <w:t xml:space="preserve"/>
+            </w:r>
+          </w:p>
+        </w:tc>
+        <w:tc>
+          <w:tcPr>
+            <w:tcW w:type="dxa" w:w="3000"/>
+            <w:shd w:fill="FBF3E2" w:color="auto" w:val="clear"/>
+            <w:tcMar>
+              <w:top w:type="dxa" w:w="80"/>
+              <w:left w:type="dxa" w:w="100"/>
+              <w:bottom w:type="dxa" w:w="80"/>
+              <w:right w:type="dxa" w:w="100"/>
+            </w:tcMar>
+            <w:vAlign w:val="top"/>
+          </w:tcPr>
+          <w:p>
+            <w:pPr>
+              <w:spacing w:after="40"/>
+            </w:pPr>
+            <w:r>
+              <w:rPr>
+                <w:b/>
+                <w:bCs/>
+                <w:color w:val="12355B"/>
+                <w:sz w:val="19"/>
+                <w:szCs w:val="19"/>
+              </w:rPr>
+              <w:t xml:space="preserve">Because... </w:t>
+            </w:r>
+            <w:r>
+              <w:rPr>
+                <w:color w:val="AFBECC"/>
+                <w:sz w:val="19"/>
+                <w:szCs w:val="19"/>
+              </w:rPr>
+              <w:t xml:space="preserve">________________</w:t>
+            </w:r>
+          </w:p>
+          <w:p>
+            <w:pPr>
+              <w:pBdr>
+                <w:bottom w:val="single" w:color="AFBECC" w:sz="6"/>
+              </w:pBdr>
+              <w:spacing w:after="30" w:before="150"/>
+            </w:pPr>
+            <w:r>
+              <w:t xml:space="preserve"/>
+            </w:r>
+          </w:p>
+          <w:p>
+            <w:pPr>
+              <w:spacing w:after="40" w:before="80"/>
+            </w:pPr>
+            <w:r>
+              <w:rPr>
+                <w:b/>
+                <w:bCs/>
+                <w:color w:val="6B4FA0"/>
+                <w:sz w:val="19"/>
+                <w:szCs w:val="19"/>
+              </w:rPr>
+              <w:t xml:space="preserve">Although... </w:t>
+            </w:r>
+            <w:r>
+              <w:rPr>
+                <w:color w:val="AFBECC"/>
+                <w:sz w:val="19"/>
+                <w:szCs w:val="19"/>
+              </w:rPr>
+              <w:t xml:space="preserve">_______________</w:t>
+            </w:r>
+          </w:p>
+          <w:p>
+            <w:pPr>
+              <w:pBdr>
+                <w:bottom w:val="single" w:color="AFBECC" w:sz="6"/>
+              </w:pBdr>
+              <w:spacing w:after="30" w:before="150"/>
+            </w:pPr>
+            <w:r>
+              <w:t xml:space="preserve"/>
+            </w:r>
+          </w:p>
+          <w:p>
+            <w:pPr>
+              <w:spacing w:after="40" w:before="80"/>
+            </w:pPr>
+            <w:r>
+              <w:rPr>
+                <w:b/>
+                <w:bCs/>
+                <w:color w:val="1FA6A2"/>
+                <w:sz w:val="19"/>
+                <w:szCs w:val="19"/>
+              </w:rPr>
+              <w:t xml:space="preserve">Therefore... </w:t>
+            </w:r>
+            <w:r>
+              <w:rPr>
+                <w:color w:val="AFBECC"/>
+                <w:sz w:val="19"/>
+                <w:szCs w:val="19"/>
+              </w:rPr>
+              <w:t xml:space="preserve">______________</w:t>
+            </w:r>
+          </w:p>
+          <w:p>
+            <w:pPr>
+              <w:pBdr>
+                <w:bottom w:val="single" w:color="AFBECC" w:sz="6"/>
+              </w:pBdr>
+              <w:spacing w:after="30" w:before="150"/>
             </w:pPr>
             <w:r>
               <w:t xml:space="preserve"/>
@@ -3510,58 +4303,197 @@
     </w:tbl>
     <w:p>
       <w:pPr>
-        <w:keepNext/>
-        <w:spacing w:after="60" w:before="160"/>
-      </w:pPr>
-      <w:r>
-        <w:rPr>
-          <w:b/>
-          <w:bCs/>
-          <w:color w:val="12355B"/>
-          <w:sz w:val="22"/>
-          <w:szCs w:val="22"/>
-        </w:rPr>
-        <w:t xml:space="preserve">3.  </w:t>
-      </w:r>
-      <w:r>
-        <w:rPr>
-          <w:b/>
-          <w:bCs/>
-          <w:sz w:val="21"/>
-          <w:szCs w:val="21"/>
-        </w:rPr>
-        <w:t xml:space="preserve">Describe your problem-solving process in order, from reading the problem to checking your answer. Use at least three steps from this lesson.</w:t>
+        <w:spacing w:after="80"/>
+      </w:pPr>
+      <w:r>
+        <w:t xml:space="preserve"/>
       </w:r>
     </w:p>
     <w:tbl>
       <w:tblPr>
-        <w:tblW w:type="pct" w:w="100%"/>
+        <w:tblW w:type="dxa" w:w="9360"/>
         <w:tblBorders>
           <w:top w:val="single" w:color="C7D2DD" w:sz="6"/>
           <w:left w:val="single" w:color="C7D2DD" w:sz="6"/>
           <w:bottom w:val="single" w:color="C7D2DD" w:sz="6"/>
           <w:right w:val="single" w:color="C7D2DD" w:sz="6"/>
-          <w:insideH w:val="single" w:color="auto" w:sz="4"/>
-          <w:insideV w:val="single" w:color="auto" w:sz="4"/>
+          <w:insideH w:val="single" w:color="C7D2DD" w:sz="6"/>
+          <w:insideV w:val="single" w:color="C7D2DD" w:sz="6"/>
         </w:tblBorders>
       </w:tblPr>
       <w:tblGrid>
-        <w:gridCol w:w="100"/>
+        <w:gridCol w:w="2800"/>
+        <w:gridCol w:w="3560"/>
+        <w:gridCol w:w="3000"/>
       </w:tblGrid>
       <w:tr>
-        <w:tc>
-          <w:tcPr>
+        <w:trPr>
+          <w:cantSplit/>
+          <w:tblHeader/>
+        </w:trPr>
+        <w:tc>
+          <w:tcPr>
+            <w:tcW w:type="dxa" w:w="2800"/>
+            <w:shd w:fill="EEF4F8" w:color="auto" w:val="clear"/>
+            <w:tcMar>
+              <w:top w:type="dxa" w:w="60"/>
+              <w:left w:type="dxa" w:w="100"/>
+              <w:bottom w:type="dxa" w:w="60"/>
+              <w:right w:type="dxa" w:w="100"/>
+            </w:tcMar>
+          </w:tcPr>
+          <w:p>
+            <w:pPr>
+              <w:spacing w:after="0"/>
+            </w:pPr>
+            <w:r>
+              <w:rPr>
+                <w:b/>
+                <w:bCs/>
+                <w:color w:val="12355B"/>
+                <w:sz w:val="16"/>
+                <w:szCs w:val="16"/>
+              </w:rPr>
+              <w:t xml:space="preserve">CORE PROBLEM / GIVEN REPRESENTATION</w:t>
+            </w:r>
+          </w:p>
+        </w:tc>
+        <w:tc>
+          <w:tcPr>
+            <w:tcW w:type="dxa" w:w="3560"/>
+            <w:shd w:fill="EEF4F8" w:color="auto" w:val="clear"/>
+            <w:tcMar>
+              <w:top w:type="dxa" w:w="60"/>
+              <w:left w:type="dxa" w:w="100"/>
+              <w:bottom w:type="dxa" w:w="60"/>
+              <w:right w:type="dxa" w:w="100"/>
+            </w:tcMar>
+          </w:tcPr>
+          <w:p>
+            <w:pPr>
+              <w:spacing w:after="0"/>
+            </w:pPr>
+            <w:r>
+              <w:rPr>
+                <w:b/>
+                <w:bCs/>
+                <w:color w:val="12355B"/>
+                <w:sz w:val="16"/>
+                <w:szCs w:val="16"/>
+              </w:rPr>
+              <w:t xml:space="preserve">WORKING SPACE / CALCULATION STEPS</w:t>
+            </w:r>
+          </w:p>
+        </w:tc>
+        <w:tc>
+          <w:tcPr>
+            <w:tcW w:type="dxa" w:w="3000"/>
             <w:shd w:fill="FBF3E2" w:color="auto" w:val="clear"/>
             <w:tcMar>
               <w:top w:type="dxa" w:w="60"/>
-              <w:left w:type="dxa" w:w="120"/>
+              <w:left w:type="dxa" w:w="100"/>
               <w:bottom w:type="dxa" w:w="60"/>
-              <w:right w:type="dxa" w:w="120"/>
-            </w:tcMar>
-          </w:tcPr>
-          <w:p>
-            <w:pPr>
-              <w:spacing w:after="0" w:line="320"/>
+              <w:right w:type="dxa" w:w="100"/>
+            </w:tcMar>
+          </w:tcPr>
+          <w:p>
+            <w:pPr>
+              <w:spacing w:after="0"/>
+            </w:pPr>
+            <w:r>
+              <w:rPr>
+                <w:b/>
+                <w:bCs/>
+                <w:color w:val="B97A12"/>
+                <w:sz w:val="16"/>
+                <w:szCs w:val="16"/>
+              </w:rPr>
+              <w:t xml:space="preserve">EXPLAIN YOUR REASONING</w:t>
+            </w:r>
+          </w:p>
+        </w:tc>
+      </w:tr>
+      <w:tr>
+        <w:trPr>
+          <w:cantSplit/>
+        </w:trPr>
+        <w:tc>
+          <w:tcPr>
+            <w:tcW w:type="dxa" w:w="2800"/>
+            <w:tcMar>
+              <w:top w:type="dxa" w:w="80"/>
+              <w:left w:type="dxa" w:w="100"/>
+              <w:bottom w:type="dxa" w:w="80"/>
+              <w:right w:type="dxa" w:w="100"/>
+            </w:tcMar>
+            <w:vAlign w:val="top"/>
+          </w:tcPr>
+          <w:p>
+            <w:pPr>
+              <w:spacing w:after="60"/>
+            </w:pPr>
+            <w:r>
+              <w:rPr>
+                <w:b/>
+                <w:bCs/>
+                <w:color w:val="12355B"/>
+                <w:sz w:val="21"/>
+                <w:szCs w:val="21"/>
+              </w:rPr>
+              <w:t xml:space="preserve">3.  </w:t>
+            </w:r>
+            <w:r>
+              <w:rPr>
+                <w:b/>
+                <w:bCs/>
+                <w:sz w:val="20"/>
+                <w:szCs w:val="20"/>
+              </w:rPr>
+              <w:t xml:space="preserve">Describe your problem-solving process in order, from reading the problem to checking your answer. Use at least three steps from this lesson.</w:t>
+            </w:r>
+          </w:p>
+        </w:tc>
+        <w:tc>
+          <w:tcPr>
+            <w:tcW w:type="dxa" w:w="3560"/>
+            <w:tcMar>
+              <w:top w:type="dxa" w:w="80"/>
+              <w:left w:type="dxa" w:w="100"/>
+              <w:bottom w:type="dxa" w:w="80"/>
+              <w:right w:type="dxa" w:w="100"/>
+            </w:tcMar>
+            <w:vAlign w:val="top"/>
+          </w:tcPr>
+          <w:p>
+            <w:pPr>
+              <w:spacing w:after="40"/>
+            </w:pPr>
+            <w:r>
+              <w:rPr>
+                <w:b/>
+                <w:bCs/>
+                <w:color w:val="1FA6A2"/>
+                <w:sz w:val="19"/>
+                <w:szCs w:val="19"/>
+              </w:rPr>
+              <w:t xml:space="preserve">Solution:  </w:t>
+            </w:r>
+            <w:r>
+              <w:rPr>
+                <w:b/>
+                <w:bCs/>
+                <w:sz w:val="19"/>
+                <w:szCs w:val="19"/>
+              </w:rPr>
+              <w:t xml:space="preserve">Answers vary.</w:t>
+            </w:r>
+          </w:p>
+          <w:p>
+            <w:pPr>
+              <w:pBdr>
+                <w:bottom w:val="single" w:color="AFBECC" w:sz="6"/>
+              </w:pBdr>
+              <w:spacing w:after="30" w:before="150"/>
             </w:pPr>
             <w:r>
               <w:t xml:space="preserve"/>
@@ -3569,15 +4501,57 @@
           </w:p>
           <w:p>
             <w:pPr>
-              <w:spacing w:after="0" w:line="320"/>
+              <w:pBdr>
+                <w:bottom w:val="single" w:color="AFBECC" w:sz="6"/>
+              </w:pBdr>
+              <w:spacing w:after="30" w:before="150"/>
             </w:pPr>
             <w:r>
               <w:t xml:space="preserve"/>
             </w:r>
           </w:p>
-          <w:p>
-            <w:pPr>
-              <w:spacing w:after="0" w:line="320"/>
+        </w:tc>
+        <w:tc>
+          <w:tcPr>
+            <w:tcW w:type="dxa" w:w="3000"/>
+            <w:shd w:fill="FBF3E2" w:color="auto" w:val="clear"/>
+            <w:tcMar>
+              <w:top w:type="dxa" w:w="80"/>
+              <w:left w:type="dxa" w:w="100"/>
+              <w:bottom w:type="dxa" w:w="80"/>
+              <w:right w:type="dxa" w:w="100"/>
+            </w:tcMar>
+            <w:vAlign w:val="top"/>
+          </w:tcPr>
+          <w:p>
+            <w:pPr>
+              <w:spacing w:after="40"/>
+            </w:pPr>
+            <w:r>
+              <w:rPr>
+                <w:b/>
+                <w:bCs/>
+                <w:color w:val="12355B"/>
+                <w:sz w:val="19"/>
+                <w:szCs w:val="19"/>
+              </w:rPr>
+              <w:t xml:space="preserve">Because... </w:t>
+            </w:r>
+            <w:r>
+              <w:rPr>
+                <w:color w:val="AFBECC"/>
+                <w:sz w:val="19"/>
+                <w:szCs w:val="19"/>
+              </w:rPr>
+              <w:t xml:space="preserve">________________</w:t>
+            </w:r>
+          </w:p>
+          <w:p>
+            <w:pPr>
+              <w:pBdr>
+                <w:bottom w:val="single" w:color="AFBECC" w:sz="6"/>
+              </w:pBdr>
+              <w:spacing w:after="30" w:before="150"/>
             </w:pPr>
             <w:r>
               <w:t xml:space="preserve"/>
@@ -3585,7 +4559,67 @@
           </w:p>
           <w:p>
             <w:pPr>
-              <w:spacing w:after="0" w:line="320"/>
+              <w:spacing w:after="40" w:before="80"/>
+            </w:pPr>
+            <w:r>
+              <w:rPr>
+                <w:b/>
+                <w:bCs/>
+                <w:color w:val="6B4FA0"/>
+                <w:sz w:val="19"/>
+                <w:szCs w:val="19"/>
+              </w:rPr>
+              <w:t xml:space="preserve">Although... </w:t>
+            </w:r>
+            <w:r>
+              <w:rPr>
+                <w:color w:val="AFBECC"/>
+                <w:sz w:val="19"/>
+                <w:szCs w:val="19"/>
+              </w:rPr>
+              <w:t xml:space="preserve">_______________</w:t>
+            </w:r>
+          </w:p>
+          <w:p>
+            <w:pPr>
+              <w:pBdr>
+                <w:bottom w:val="single" w:color="AFBECC" w:sz="6"/>
+              </w:pBdr>
+              <w:spacing w:after="30" w:before="150"/>
+            </w:pPr>
+            <w:r>
+              <w:t xml:space="preserve"/>
+            </w:r>
+          </w:p>
+          <w:p>
+            <w:pPr>
+              <w:spacing w:after="40" w:before="80"/>
+            </w:pPr>
+            <w:r>
+              <w:rPr>
+                <w:b/>
+                <w:bCs/>
+                <w:color w:val="1FA6A2"/>
+                <w:sz w:val="19"/>
+                <w:szCs w:val="19"/>
+              </w:rPr>
+              <w:t xml:space="preserve">Therefore... </w:t>
+            </w:r>
+            <w:r>
+              <w:rPr>
+                <w:color w:val="AFBECC"/>
+                <w:sz w:val="19"/>
+                <w:szCs w:val="19"/>
+              </w:rPr>
+              <w:t xml:space="preserve">______________</w:t>
+            </w:r>
+          </w:p>
+          <w:p>
+            <w:pPr>
+              <w:pBdr>
+                <w:bottom w:val="single" w:color="AFBECC" w:sz="6"/>
+              </w:pBdr>
+              <w:spacing w:after="30" w:before="150"/>
             </w:pPr>
             <w:r>
               <w:t xml:space="preserve"/>
@@ -3596,58 +4630,197 @@
     </w:tbl>
     <w:p>
       <w:pPr>
-        <w:keepNext/>
-        <w:spacing w:after="60" w:before="160"/>
-      </w:pPr>
-      <w:r>
-        <w:rPr>
-          <w:b/>
-          <w:bCs/>
-          <w:color w:val="12355B"/>
-          <w:sz w:val="22"/>
-          <w:szCs w:val="22"/>
-        </w:rPr>
-        <w:t xml:space="preserve">4.  </w:t>
-      </w:r>
-      <w:r>
-        <w:rPr>
-          <w:b/>
-          <w:bCs/>
-          <w:sz w:val="21"/>
-          <w:szCs w:val="21"/>
-        </w:rPr>
-        <w:t xml:space="preserve">What part of problem solving is easy for you? What part is challenging?</w:t>
+        <w:spacing w:after="80"/>
+      </w:pPr>
+      <w:r>
+        <w:t xml:space="preserve"/>
       </w:r>
     </w:p>
     <w:tbl>
       <w:tblPr>
-        <w:tblW w:type="pct" w:w="100%"/>
+        <w:tblW w:type="dxa" w:w="9360"/>
         <w:tblBorders>
           <w:top w:val="single" w:color="C7D2DD" w:sz="6"/>
           <w:left w:val="single" w:color="C7D2DD" w:sz="6"/>
           <w:bottom w:val="single" w:color="C7D2DD" w:sz="6"/>
           <w:right w:val="single" w:color="C7D2DD" w:sz="6"/>
-          <w:insideH w:val="single" w:color="auto" w:sz="4"/>
-          <w:insideV w:val="single" w:color="auto" w:sz="4"/>
+          <w:insideH w:val="single" w:color="C7D2DD" w:sz="6"/>
+          <w:insideV w:val="single" w:color="C7D2DD" w:sz="6"/>
         </w:tblBorders>
       </w:tblPr>
       <w:tblGrid>
-        <w:gridCol w:w="100"/>
+        <w:gridCol w:w="2800"/>
+        <w:gridCol w:w="3560"/>
+        <w:gridCol w:w="3000"/>
       </w:tblGrid>
       <w:tr>
-        <w:tc>
-          <w:tcPr>
+        <w:trPr>
+          <w:cantSplit/>
+          <w:tblHeader/>
+        </w:trPr>
+        <w:tc>
+          <w:tcPr>
+            <w:tcW w:type="dxa" w:w="2800"/>
+            <w:shd w:fill="EEF4F8" w:color="auto" w:val="clear"/>
+            <w:tcMar>
+              <w:top w:type="dxa" w:w="60"/>
+              <w:left w:type="dxa" w:w="100"/>
+              <w:bottom w:type="dxa" w:w="60"/>
+              <w:right w:type="dxa" w:w="100"/>
+            </w:tcMar>
+          </w:tcPr>
+          <w:p>
+            <w:pPr>
+              <w:spacing w:after="0"/>
+            </w:pPr>
+            <w:r>
+              <w:rPr>
+                <w:b/>
+                <w:bCs/>
+                <w:color w:val="12355B"/>
+                <w:sz w:val="16"/>
+                <w:szCs w:val="16"/>
+              </w:rPr>
+              <w:t xml:space="preserve">CORE PROBLEM / GIVEN REPRESENTATION</w:t>
+            </w:r>
+          </w:p>
+        </w:tc>
+        <w:tc>
+          <w:tcPr>
+            <w:tcW w:type="dxa" w:w="3560"/>
+            <w:shd w:fill="EEF4F8" w:color="auto" w:val="clear"/>
+            <w:tcMar>
+              <w:top w:type="dxa" w:w="60"/>
+              <w:left w:type="dxa" w:w="100"/>
+              <w:bottom w:type="dxa" w:w="60"/>
+              <w:right w:type="dxa" w:w="100"/>
+            </w:tcMar>
+          </w:tcPr>
+          <w:p>
+            <w:pPr>
+              <w:spacing w:after="0"/>
+            </w:pPr>
+            <w:r>
+              <w:rPr>
+                <w:b/>
+                <w:bCs/>
+                <w:color w:val="12355B"/>
+                <w:sz w:val="16"/>
+                <w:szCs w:val="16"/>
+              </w:rPr>
+              <w:t xml:space="preserve">WORKING SPACE / CALCULATION STEPS</w:t>
+            </w:r>
+          </w:p>
+        </w:tc>
+        <w:tc>
+          <w:tcPr>
+            <w:tcW w:type="dxa" w:w="3000"/>
             <w:shd w:fill="FBF3E2" w:color="auto" w:val="clear"/>
             <w:tcMar>
               <w:top w:type="dxa" w:w="60"/>
-              <w:left w:type="dxa" w:w="120"/>
+              <w:left w:type="dxa" w:w="100"/>
               <w:bottom w:type="dxa" w:w="60"/>
-              <w:right w:type="dxa" w:w="120"/>
-            </w:tcMar>
-          </w:tcPr>
-          <w:p>
-            <w:pPr>
-              <w:spacing w:after="0" w:line="320"/>
+              <w:right w:type="dxa" w:w="100"/>
+            </w:tcMar>
+          </w:tcPr>
+          <w:p>
+            <w:pPr>
+              <w:spacing w:after="0"/>
+            </w:pPr>
+            <w:r>
+              <w:rPr>
+                <w:b/>
+                <w:bCs/>
+                <w:color w:val="B97A12"/>
+                <w:sz w:val="16"/>
+                <w:szCs w:val="16"/>
+              </w:rPr>
+              <w:t xml:space="preserve">EXPLAIN YOUR REASONING</w:t>
+            </w:r>
+          </w:p>
+        </w:tc>
+      </w:tr>
+      <w:tr>
+        <w:trPr>
+          <w:cantSplit/>
+        </w:trPr>
+        <w:tc>
+          <w:tcPr>
+            <w:tcW w:type="dxa" w:w="2800"/>
+            <w:tcMar>
+              <w:top w:type="dxa" w:w="80"/>
+              <w:left w:type="dxa" w:w="100"/>
+              <w:bottom w:type="dxa" w:w="80"/>
+              <w:right w:type="dxa" w:w="100"/>
+            </w:tcMar>
+            <w:vAlign w:val="top"/>
+          </w:tcPr>
+          <w:p>
+            <w:pPr>
+              <w:spacing w:after="60"/>
+            </w:pPr>
+            <w:r>
+              <w:rPr>
+                <w:b/>
+                <w:bCs/>
+                <w:color w:val="12355B"/>
+                <w:sz w:val="21"/>
+                <w:szCs w:val="21"/>
+              </w:rPr>
+              <w:t xml:space="preserve">4.  </w:t>
+            </w:r>
+            <w:r>
+              <w:rPr>
+                <w:b/>
+                <w:bCs/>
+                <w:sz w:val="20"/>
+                <w:szCs w:val="20"/>
+              </w:rPr>
+              <w:t xml:space="preserve">What part of problem solving is easy for you? What part is challenging?</w:t>
+            </w:r>
+          </w:p>
+        </w:tc>
+        <w:tc>
+          <w:tcPr>
+            <w:tcW w:type="dxa" w:w="3560"/>
+            <w:tcMar>
+              <w:top w:type="dxa" w:w="80"/>
+              <w:left w:type="dxa" w:w="100"/>
+              <w:bottom w:type="dxa" w:w="80"/>
+              <w:right w:type="dxa" w:w="100"/>
+            </w:tcMar>
+            <w:vAlign w:val="top"/>
+          </w:tcPr>
+          <w:p>
+            <w:pPr>
+              <w:spacing w:after="40"/>
+            </w:pPr>
+            <w:r>
+              <w:rPr>
+                <w:b/>
+                <w:bCs/>
+                <w:color w:val="1FA6A2"/>
+                <w:sz w:val="19"/>
+                <w:szCs w:val="19"/>
+              </w:rPr>
+              <w:t xml:space="preserve">Solution:  </w:t>
+            </w:r>
+            <w:r>
+              <w:rPr>
+                <w:b/>
+                <w:bCs/>
+                <w:sz w:val="19"/>
+                <w:szCs w:val="19"/>
+              </w:rPr>
+              <w:t xml:space="preserve">Answers vary.</w:t>
+            </w:r>
+          </w:p>
+          <w:p>
+            <w:pPr>
+              <w:pBdr>
+                <w:bottom w:val="single" w:color="AFBECC" w:sz="6"/>
+              </w:pBdr>
+              <w:spacing w:after="30" w:before="150"/>
             </w:pPr>
             <w:r>
               <w:t xml:space="preserve"/>
@@ -3655,15 +4828,57 @@
           </w:p>
           <w:p>
             <w:pPr>
-              <w:spacing w:after="0" w:line="320"/>
+              <w:pBdr>
+                <w:bottom w:val="single" w:color="AFBECC" w:sz="6"/>
+              </w:pBdr>
+              <w:spacing w:after="30" w:before="150"/>
             </w:pPr>
             <w:r>
               <w:t xml:space="preserve"/>
             </w:r>
           </w:p>
-          <w:p>
-            <w:pPr>
-              <w:spacing w:after="0" w:line="320"/>
+        </w:tc>
+        <w:tc>
+          <w:tcPr>
+            <w:tcW w:type="dxa" w:w="3000"/>
+            <w:shd w:fill="FBF3E2" w:color="auto" w:val="clear"/>
+            <w:tcMar>
+              <w:top w:type="dxa" w:w="80"/>
+              <w:left w:type="dxa" w:w="100"/>
+              <w:bottom w:type="dxa" w:w="80"/>
+              <w:right w:type="dxa" w:w="100"/>
+            </w:tcMar>
+            <w:vAlign w:val="top"/>
+          </w:tcPr>
+          <w:p>
+            <w:pPr>
+              <w:spacing w:after="40"/>
+            </w:pPr>
+            <w:r>
+              <w:rPr>
+                <w:b/>
+                <w:bCs/>
+                <w:color w:val="12355B"/>
+                <w:sz w:val="19"/>
+                <w:szCs w:val="19"/>
+              </w:rPr>
+              <w:t xml:space="preserve">Because... </w:t>
+            </w:r>
+            <w:r>
+              <w:rPr>
+                <w:color w:val="AFBECC"/>
+                <w:sz w:val="19"/>
+                <w:szCs w:val="19"/>
+              </w:rPr>
+              <w:t xml:space="preserve">________________</w:t>
+            </w:r>
+          </w:p>
+          <w:p>
+            <w:pPr>
+              <w:pBdr>
+                <w:bottom w:val="single" w:color="AFBECC" w:sz="6"/>
+              </w:pBdr>
+              <w:spacing w:after="30" w:before="150"/>
             </w:pPr>
             <w:r>
               <w:t xml:space="preserve"/>
@@ -3671,7 +4886,67 @@
           </w:p>
           <w:p>
             <w:pPr>
-              <w:spacing w:after="0" w:line="320"/>
+              <w:spacing w:after="40" w:before="80"/>
+            </w:pPr>
+            <w:r>
+              <w:rPr>
+                <w:b/>
+                <w:bCs/>
+                <w:color w:val="6B4FA0"/>
+                <w:sz w:val="19"/>
+                <w:szCs w:val="19"/>
+              </w:rPr>
+              <w:t xml:space="preserve">Although... </w:t>
+            </w:r>
+            <w:r>
+              <w:rPr>
+                <w:color w:val="AFBECC"/>
+                <w:sz w:val="19"/>
+                <w:szCs w:val="19"/>
+              </w:rPr>
+              <w:t xml:space="preserve">_______________</w:t>
+            </w:r>
+          </w:p>
+          <w:p>
+            <w:pPr>
+              <w:pBdr>
+                <w:bottom w:val="single" w:color="AFBECC" w:sz="6"/>
+              </w:pBdr>
+              <w:spacing w:after="30" w:before="150"/>
+            </w:pPr>
+            <w:r>
+              <w:t xml:space="preserve"/>
+            </w:r>
+          </w:p>
+          <w:p>
+            <w:pPr>
+              <w:spacing w:after="40" w:before="80"/>
+            </w:pPr>
+            <w:r>
+              <w:rPr>
+                <w:b/>
+                <w:bCs/>
+                <w:color w:val="1FA6A2"/>
+                <w:sz w:val="19"/>
+                <w:szCs w:val="19"/>
+              </w:rPr>
+              <w:t xml:space="preserve">Therefore... </w:t>
+            </w:r>
+            <w:r>
+              <w:rPr>
+                <w:color w:val="AFBECC"/>
+                <w:sz w:val="19"/>
+                <w:szCs w:val="19"/>
+              </w:rPr>
+              <w:t xml:space="preserve">______________</w:t>
+            </w:r>
+          </w:p>
+          <w:p>
+            <w:pPr>
+              <w:pBdr>
+                <w:bottom w:val="single" w:color="AFBECC" w:sz="6"/>
+              </w:pBdr>
+              <w:spacing w:after="30" w:before="150"/>
             </w:pPr>
             <w:r>
               <w:t xml:space="preserve"/>
@@ -3682,84 +4957,7 @@
     </w:tbl>
     <w:p>
       <w:pPr>
-        <w:keepNext/>
-        <w:spacing w:after="60" w:before="160"/>
-      </w:pPr>
-      <w:r>
-        <w:rPr>
-          <w:b/>
-          <w:bCs/>
-          <w:color w:val="12355B"/>
-          <w:sz w:val="22"/>
-          <w:szCs w:val="22"/>
-        </w:rPr>
-        <w:t xml:space="preserve">5.  </w:t>
-      </w:r>
-      <w:r>
-        <w:rPr>
-          <w:b/>
-          <w:bCs/>
-          <w:sz w:val="21"/>
-          <w:szCs w:val="21"/>
-        </w:rPr>
-        <w:t xml:space="preserve">You are working on your own and get stuck. Which move follows BOTH parts of our working-alone agreements?</w:t>
-      </w:r>
-    </w:p>
-    <w:p>
-      <w:pPr>
-        <w:spacing w:after="40"/>
-        <w:ind w:left="420"/>
-      </w:pPr>
-      <w:r>
-        <w:rPr>
-          <w:sz w:val="20"/>
-          <w:szCs w:val="20"/>
-        </w:rPr>
-        <w:t xml:space="preserve">A)  Immediately call across the room to a friend</w:t>
-      </w:r>
-    </w:p>
-    <w:p>
-      <w:pPr>
-        <w:spacing w:after="40"/>
-        <w:ind w:left="420"/>
-      </w:pPr>
-      <w:r>
-        <w:rPr>
-          <w:sz w:val="20"/>
-          <w:szCs w:val="20"/>
-        </w:rPr>
-        <w:t xml:space="preserve">B)  Sit silently for the rest of class without seeking help</w:t>
-      </w:r>
-    </w:p>
-    <w:p>
-      <w:pPr>
-        <w:spacing w:after="40"/>
-        <w:ind w:left="420"/>
-      </w:pPr>
-      <w:r>
-        <w:rPr>
-          <w:sz w:val="20"/>
-          <w:szCs w:val="20"/>
-        </w:rPr>
-        <w:t xml:space="preserve">C)  Take a classmate's paper to see their work</w:t>
-      </w:r>
-    </w:p>
-    <w:p>
-      <w:pPr>
-        <w:spacing w:after="40"/>
-        <w:ind w:left="420"/>
-      </w:pPr>
-      <w:r>
-        <w:rPr>
-          <w:sz w:val="20"/>
-          <w:szCs w:val="20"/>
-        </w:rPr>
-        <w:t xml:space="preserve">D)  Try a get-unstuck strategy first, then quietly ask for help without interrupting classmates unnecessarily</w:t>
-      </w:r>
-    </w:p>
-    <w:p>
-      <w:pPr>
-        <w:spacing w:after="20"/>
+        <w:spacing w:after="80"/>
       </w:pPr>
       <w:r>
         <w:t xml:space="preserve"/>
@@ -3767,33 +4965,256 @@
     </w:p>
     <w:tbl>
       <w:tblPr>
-        <w:tblW w:type="pct" w:w="100%"/>
+        <w:tblW w:type="dxa" w:w="9360"/>
         <w:tblBorders>
           <w:top w:val="single" w:color="C7D2DD" w:sz="6"/>
           <w:left w:val="single" w:color="C7D2DD" w:sz="6"/>
           <w:bottom w:val="single" w:color="C7D2DD" w:sz="6"/>
           <w:right w:val="single" w:color="C7D2DD" w:sz="6"/>
-          <w:insideH w:val="single" w:color="auto" w:sz="4"/>
-          <w:insideV w:val="single" w:color="auto" w:sz="4"/>
+          <w:insideH w:val="single" w:color="C7D2DD" w:sz="6"/>
+          <w:insideV w:val="single" w:color="C7D2DD" w:sz="6"/>
         </w:tblBorders>
       </w:tblPr>
       <w:tblGrid>
-        <w:gridCol w:w="100"/>
+        <w:gridCol w:w="2800"/>
+        <w:gridCol w:w="3560"/>
+        <w:gridCol w:w="3000"/>
       </w:tblGrid>
       <w:tr>
-        <w:tc>
-          <w:tcPr>
+        <w:trPr>
+          <w:cantSplit/>
+          <w:tblHeader/>
+        </w:trPr>
+        <w:tc>
+          <w:tcPr>
+            <w:tcW w:type="dxa" w:w="2800"/>
+            <w:shd w:fill="EEF4F8" w:color="auto" w:val="clear"/>
+            <w:tcMar>
+              <w:top w:type="dxa" w:w="60"/>
+              <w:left w:type="dxa" w:w="100"/>
+              <w:bottom w:type="dxa" w:w="60"/>
+              <w:right w:type="dxa" w:w="100"/>
+            </w:tcMar>
+          </w:tcPr>
+          <w:p>
+            <w:pPr>
+              <w:spacing w:after="0"/>
+            </w:pPr>
+            <w:r>
+              <w:rPr>
+                <w:b/>
+                <w:bCs/>
+                <w:color w:val="12355B"/>
+                <w:sz w:val="16"/>
+                <w:szCs w:val="16"/>
+              </w:rPr>
+              <w:t xml:space="preserve">CORE PROBLEM / GIVEN REPRESENTATION</w:t>
+            </w:r>
+          </w:p>
+        </w:tc>
+        <w:tc>
+          <w:tcPr>
+            <w:tcW w:type="dxa" w:w="3560"/>
+            <w:shd w:fill="EEF4F8" w:color="auto" w:val="clear"/>
+            <w:tcMar>
+              <w:top w:type="dxa" w:w="60"/>
+              <w:left w:type="dxa" w:w="100"/>
+              <w:bottom w:type="dxa" w:w="60"/>
+              <w:right w:type="dxa" w:w="100"/>
+            </w:tcMar>
+          </w:tcPr>
+          <w:p>
+            <w:pPr>
+              <w:spacing w:after="0"/>
+            </w:pPr>
+            <w:r>
+              <w:rPr>
+                <w:b/>
+                <w:bCs/>
+                <w:color w:val="12355B"/>
+                <w:sz w:val="16"/>
+                <w:szCs w:val="16"/>
+              </w:rPr>
+              <w:t xml:space="preserve">WORKING SPACE / CALCULATION STEPS</w:t>
+            </w:r>
+          </w:p>
+        </w:tc>
+        <w:tc>
+          <w:tcPr>
+            <w:tcW w:type="dxa" w:w="3000"/>
             <w:shd w:fill="FBF3E2" w:color="auto" w:val="clear"/>
             <w:tcMar>
               <w:top w:type="dxa" w:w="60"/>
-              <w:left w:type="dxa" w:w="120"/>
+              <w:left w:type="dxa" w:w="100"/>
               <w:bottom w:type="dxa" w:w="60"/>
-              <w:right w:type="dxa" w:w="120"/>
-            </w:tcMar>
-          </w:tcPr>
-          <w:p>
-            <w:pPr>
-              <w:spacing w:after="0" w:line="320"/>
+              <w:right w:type="dxa" w:w="100"/>
+            </w:tcMar>
+          </w:tcPr>
+          <w:p>
+            <w:pPr>
+              <w:spacing w:after="0"/>
+            </w:pPr>
+            <w:r>
+              <w:rPr>
+                <w:b/>
+                <w:bCs/>
+                <w:color w:val="B97A12"/>
+                <w:sz w:val="16"/>
+                <w:szCs w:val="16"/>
+              </w:rPr>
+              <w:t xml:space="preserve">EXPLAIN YOUR REASONING</w:t>
+            </w:r>
+          </w:p>
+        </w:tc>
+      </w:tr>
+      <w:tr>
+        <w:trPr>
+          <w:cantSplit/>
+        </w:trPr>
+        <w:tc>
+          <w:tcPr>
+            <w:tcW w:type="dxa" w:w="2800"/>
+            <w:tcMar>
+              <w:top w:type="dxa" w:w="80"/>
+              <w:left w:type="dxa" w:w="100"/>
+              <w:bottom w:type="dxa" w:w="80"/>
+              <w:right w:type="dxa" w:w="100"/>
+            </w:tcMar>
+            <w:vAlign w:val="top"/>
+          </w:tcPr>
+          <w:p>
+            <w:pPr>
+              <w:spacing w:after="60"/>
+            </w:pPr>
+            <w:r>
+              <w:rPr>
+                <w:b/>
+                <w:bCs/>
+                <w:color w:val="12355B"/>
+                <w:sz w:val="21"/>
+                <w:szCs w:val="21"/>
+              </w:rPr>
+              <w:t xml:space="preserve">5.  </w:t>
+            </w:r>
+            <w:r>
+              <w:rPr>
+                <w:b/>
+                <w:bCs/>
+                <w:sz w:val="20"/>
+                <w:szCs w:val="20"/>
+              </w:rPr>
+              <w:t xml:space="preserve">You are working on your own and get stuck. Which move follows BOTH parts of our working-alone agreements?</w:t>
+            </w:r>
+          </w:p>
+          <w:p>
+            <w:pPr>
+              <w:spacing w:after="30"/>
+              <w:ind w:left="180"/>
+            </w:pPr>
+            <w:r>
+              <w:rPr>
+                <w:sz w:val="19"/>
+                <w:szCs w:val="19"/>
+              </w:rPr>
+              <w:t xml:space="preserve">A)  Immediately call across the room to a friend</w:t>
+            </w:r>
+          </w:p>
+          <w:p>
+            <w:pPr>
+              <w:spacing w:after="30"/>
+              <w:ind w:left="180"/>
+            </w:pPr>
+            <w:r>
+              <w:rPr>
+                <w:sz w:val="19"/>
+                <w:szCs w:val="19"/>
+              </w:rPr>
+              <w:t xml:space="preserve">B)  Sit silently for the rest of class without seeking help</w:t>
+            </w:r>
+          </w:p>
+          <w:p>
+            <w:pPr>
+              <w:spacing w:after="30"/>
+              <w:ind w:left="180"/>
+            </w:pPr>
+            <w:r>
+              <w:rPr>
+                <w:sz w:val="19"/>
+                <w:szCs w:val="19"/>
+              </w:rPr>
+              <w:t xml:space="preserve">C)  Take a classmate's paper to see their work</w:t>
+            </w:r>
+          </w:p>
+          <w:p>
+            <w:pPr>
+              <w:spacing w:after="30"/>
+              <w:ind w:left="180"/>
+            </w:pPr>
+            <w:r>
+              <w:rPr>
+                <w:sz w:val="19"/>
+                <w:szCs w:val="19"/>
+              </w:rPr>
+              <w:t xml:space="preserve">D)  Try a get-unstuck strategy first, then quietly ask for help without interrupting classmates unnecessarily</w:t>
+            </w:r>
+          </w:p>
+        </w:tc>
+        <w:tc>
+          <w:tcPr>
+            <w:tcW w:type="dxa" w:w="3560"/>
+            <w:tcMar>
+              <w:top w:type="dxa" w:w="80"/>
+              <w:left w:type="dxa" w:w="100"/>
+              <w:bottom w:type="dxa" w:w="80"/>
+              <w:right w:type="dxa" w:w="100"/>
+            </w:tcMar>
+            <w:vAlign w:val="top"/>
+          </w:tcPr>
+          <w:p>
+            <w:pPr>
+              <w:spacing w:after="40"/>
+            </w:pPr>
+            <w:r>
+              <w:rPr>
+                <w:b/>
+                <w:bCs/>
+                <w:color w:val="1FA6A2"/>
+                <w:sz w:val="19"/>
+                <w:szCs w:val="19"/>
+              </w:rPr>
+              <w:t xml:space="preserve">Solution:  </w:t>
+            </w:r>
+            <w:r>
+              <w:rPr>
+                <w:b/>
+                <w:bCs/>
+                <w:sz w:val="19"/>
+                <w:szCs w:val="19"/>
+              </w:rPr>
+              <w:t xml:space="preserve">D)  Try a get-unstuck strategy first, then quietly ask for help without interrupting classmates unnecessarily</w:t>
+            </w:r>
+          </w:p>
+          <w:p>
+            <w:pPr>
+              <w:spacing w:after="40"/>
+            </w:pPr>
+            <w:r>
+              <w:rPr>
+                <w:i/>
+                <w:iCs/>
+                <w:color w:val="5F6F80"/>
+                <w:sz w:val="18"/>
+                <w:szCs w:val="18"/>
+              </w:rPr>
+              <w:t xml:space="preserve">When we work on our own, we seek help when we are stuck AND we avoid interrupting our classmates unnecessarily — the best move honors both.</w:t>
+            </w:r>
+          </w:p>
+          <w:p>
+            <w:pPr>
+              <w:pBdr>
+                <w:bottom w:val="single" w:color="AFBECC" w:sz="6"/>
+              </w:pBdr>
+              <w:spacing w:after="30" w:before="150"/>
             </w:pPr>
             <w:r>
               <w:t xml:space="preserve"/>
@@ -3801,7 +5222,125 @@
           </w:p>
           <w:p>
             <w:pPr>
-              <w:spacing w:after="0" w:line="320"/>
+              <w:pBdr>
+                <w:bottom w:val="single" w:color="AFBECC" w:sz="6"/>
+              </w:pBdr>
+              <w:spacing w:after="30" w:before="150"/>
+            </w:pPr>
+            <w:r>
+              <w:t xml:space="preserve"/>
+            </w:r>
+          </w:p>
+        </w:tc>
+        <w:tc>
+          <w:tcPr>
+            <w:tcW w:type="dxa" w:w="3000"/>
+            <w:shd w:fill="FBF3E2" w:color="auto" w:val="clear"/>
+            <w:tcMar>
+              <w:top w:type="dxa" w:w="80"/>
+              <w:left w:type="dxa" w:w="100"/>
+              <w:bottom w:type="dxa" w:w="80"/>
+              <w:right w:type="dxa" w:w="100"/>
+            </w:tcMar>
+            <w:vAlign w:val="top"/>
+          </w:tcPr>
+          <w:p>
+            <w:pPr>
+              <w:spacing w:after="40"/>
+            </w:pPr>
+            <w:r>
+              <w:rPr>
+                <w:b/>
+                <w:bCs/>
+                <w:color w:val="12355B"/>
+                <w:sz w:val="19"/>
+                <w:szCs w:val="19"/>
+              </w:rPr>
+              <w:t xml:space="preserve">Because... </w:t>
+            </w:r>
+            <w:r>
+              <w:rPr>
+                <w:color w:val="AFBECC"/>
+                <w:sz w:val="19"/>
+                <w:szCs w:val="19"/>
+              </w:rPr>
+              <w:t xml:space="preserve">________________</w:t>
+            </w:r>
+          </w:p>
+          <w:p>
+            <w:pPr>
+              <w:pBdr>
+                <w:bottom w:val="single" w:color="AFBECC" w:sz="6"/>
+              </w:pBdr>
+              <w:spacing w:after="30" w:before="150"/>
+            </w:pPr>
+            <w:r>
+              <w:t xml:space="preserve"/>
+            </w:r>
+          </w:p>
+          <w:p>
+            <w:pPr>
+              <w:spacing w:after="40" w:before="80"/>
+            </w:pPr>
+            <w:r>
+              <w:rPr>
+                <w:b/>
+                <w:bCs/>
+                <w:color w:val="6B4FA0"/>
+                <w:sz w:val="19"/>
+                <w:szCs w:val="19"/>
+              </w:rPr>
+              <w:t xml:space="preserve">Although... </w:t>
+            </w:r>
+            <w:r>
+              <w:rPr>
+                <w:color w:val="AFBECC"/>
+                <w:sz w:val="19"/>
+                <w:szCs w:val="19"/>
+              </w:rPr>
+              <w:t xml:space="preserve">_______________</w:t>
+            </w:r>
+          </w:p>
+          <w:p>
+            <w:pPr>
+              <w:pBdr>
+                <w:bottom w:val="single" w:color="AFBECC" w:sz="6"/>
+              </w:pBdr>
+              <w:spacing w:after="30" w:before="150"/>
+            </w:pPr>
+            <w:r>
+              <w:t xml:space="preserve"/>
+            </w:r>
+          </w:p>
+          <w:p>
+            <w:pPr>
+              <w:spacing w:after="40" w:before="80"/>
+            </w:pPr>
+            <w:r>
+              <w:rPr>
+                <w:b/>
+                <w:bCs/>
+                <w:color w:val="1FA6A2"/>
+                <w:sz w:val="19"/>
+                <w:szCs w:val="19"/>
+              </w:rPr>
+              <w:t xml:space="preserve">Therefore... </w:t>
+            </w:r>
+            <w:r>
+              <w:rPr>
+                <w:color w:val="AFBECC"/>
+                <w:sz w:val="19"/>
+                <w:szCs w:val="19"/>
+              </w:rPr>
+              <w:t xml:space="preserve">______________</w:t>
+            </w:r>
+          </w:p>
+          <w:p>
+            <w:pPr>
+              <w:pBdr>
+                <w:bottom w:val="single" w:color="AFBECC" w:sz="6"/>
+              </w:pBdr>
+              <w:spacing w:after="30" w:before="150"/>
             </w:pPr>
             <w:r>
               <w:t xml:space="preserve"/>
@@ -3812,58 +5351,197 @@
     </w:tbl>
     <w:p>
       <w:pPr>
-        <w:keepNext/>
-        <w:spacing w:after="60" w:before="160"/>
-      </w:pPr>
-      <w:r>
-        <w:rPr>
-          <w:b/>
-          <w:bCs/>
-          <w:color w:val="12355B"/>
-          <w:sz w:val="22"/>
-          <w:szCs w:val="22"/>
-        </w:rPr>
-        <w:t xml:space="preserve">6.  </w:t>
-      </w:r>
-      <w:r>
-        <w:rPr>
-          <w:b/>
-          <w:bCs/>
-          <w:sz w:val="21"/>
-          <w:szCs w:val="21"/>
-        </w:rPr>
-        <w:t xml:space="preserve">What skills and knowledge do you bring to a group that help the group be successful?</w:t>
+        <w:spacing w:after="80"/>
+      </w:pPr>
+      <w:r>
+        <w:t xml:space="preserve"/>
       </w:r>
     </w:p>
     <w:tbl>
       <w:tblPr>
-        <w:tblW w:type="pct" w:w="100%"/>
+        <w:tblW w:type="dxa" w:w="9360"/>
         <w:tblBorders>
           <w:top w:val="single" w:color="C7D2DD" w:sz="6"/>
           <w:left w:val="single" w:color="C7D2DD" w:sz="6"/>
           <w:bottom w:val="single" w:color="C7D2DD" w:sz="6"/>
           <w:right w:val="single" w:color="C7D2DD" w:sz="6"/>
-          <w:insideH w:val="single" w:color="auto" w:sz="4"/>
-          <w:insideV w:val="single" w:color="auto" w:sz="4"/>
+          <w:insideH w:val="single" w:color="C7D2DD" w:sz="6"/>
+          <w:insideV w:val="single" w:color="C7D2DD" w:sz="6"/>
         </w:tblBorders>
       </w:tblPr>
       <w:tblGrid>
-        <w:gridCol w:w="100"/>
+        <w:gridCol w:w="2800"/>
+        <w:gridCol w:w="3560"/>
+        <w:gridCol w:w="3000"/>
       </w:tblGrid>
       <w:tr>
-        <w:tc>
-          <w:tcPr>
+        <w:trPr>
+          <w:cantSplit/>
+          <w:tblHeader/>
+        </w:trPr>
+        <w:tc>
+          <w:tcPr>
+            <w:tcW w:type="dxa" w:w="2800"/>
+            <w:shd w:fill="EEF4F8" w:color="auto" w:val="clear"/>
+            <w:tcMar>
+              <w:top w:type="dxa" w:w="60"/>
+              <w:left w:type="dxa" w:w="100"/>
+              <w:bottom w:type="dxa" w:w="60"/>
+              <w:right w:type="dxa" w:w="100"/>
+            </w:tcMar>
+          </w:tcPr>
+          <w:p>
+            <w:pPr>
+              <w:spacing w:after="0"/>
+            </w:pPr>
+            <w:r>
+              <w:rPr>
+                <w:b/>
+                <w:bCs/>
+                <w:color w:val="12355B"/>
+                <w:sz w:val="16"/>
+                <w:szCs w:val="16"/>
+              </w:rPr>
+              <w:t xml:space="preserve">CORE PROBLEM / GIVEN REPRESENTATION</w:t>
+            </w:r>
+          </w:p>
+        </w:tc>
+        <w:tc>
+          <w:tcPr>
+            <w:tcW w:type="dxa" w:w="3560"/>
+            <w:shd w:fill="EEF4F8" w:color="auto" w:val="clear"/>
+            <w:tcMar>
+              <w:top w:type="dxa" w:w="60"/>
+              <w:left w:type="dxa" w:w="100"/>
+              <w:bottom w:type="dxa" w:w="60"/>
+              <w:right w:type="dxa" w:w="100"/>
+            </w:tcMar>
+          </w:tcPr>
+          <w:p>
+            <w:pPr>
+              <w:spacing w:after="0"/>
+            </w:pPr>
+            <w:r>
+              <w:rPr>
+                <w:b/>
+                <w:bCs/>
+                <w:color w:val="12355B"/>
+                <w:sz w:val="16"/>
+                <w:szCs w:val="16"/>
+              </w:rPr>
+              <w:t xml:space="preserve">WORKING SPACE / CALCULATION STEPS</w:t>
+            </w:r>
+          </w:p>
+        </w:tc>
+        <w:tc>
+          <w:tcPr>
+            <w:tcW w:type="dxa" w:w="3000"/>
             <w:shd w:fill="FBF3E2" w:color="auto" w:val="clear"/>
             <w:tcMar>
               <w:top w:type="dxa" w:w="60"/>
-              <w:left w:type="dxa" w:w="120"/>
+              <w:left w:type="dxa" w:w="100"/>
               <w:bottom w:type="dxa" w:w="60"/>
-              <w:right w:type="dxa" w:w="120"/>
-            </w:tcMar>
-          </w:tcPr>
-          <w:p>
-            <w:pPr>
-              <w:spacing w:after="0" w:line="320"/>
+              <w:right w:type="dxa" w:w="100"/>
+            </w:tcMar>
+          </w:tcPr>
+          <w:p>
+            <w:pPr>
+              <w:spacing w:after="0"/>
+            </w:pPr>
+            <w:r>
+              <w:rPr>
+                <w:b/>
+                <w:bCs/>
+                <w:color w:val="B97A12"/>
+                <w:sz w:val="16"/>
+                <w:szCs w:val="16"/>
+              </w:rPr>
+              <w:t xml:space="preserve">EXPLAIN YOUR REASONING</w:t>
+            </w:r>
+          </w:p>
+        </w:tc>
+      </w:tr>
+      <w:tr>
+        <w:trPr>
+          <w:cantSplit/>
+        </w:trPr>
+        <w:tc>
+          <w:tcPr>
+            <w:tcW w:type="dxa" w:w="2800"/>
+            <w:tcMar>
+              <w:top w:type="dxa" w:w="80"/>
+              <w:left w:type="dxa" w:w="100"/>
+              <w:bottom w:type="dxa" w:w="80"/>
+              <w:right w:type="dxa" w:w="100"/>
+            </w:tcMar>
+            <w:vAlign w:val="top"/>
+          </w:tcPr>
+          <w:p>
+            <w:pPr>
+              <w:spacing w:after="60"/>
+            </w:pPr>
+            <w:r>
+              <w:rPr>
+                <w:b/>
+                <w:bCs/>
+                <w:color w:val="12355B"/>
+                <w:sz w:val="21"/>
+                <w:szCs w:val="21"/>
+              </w:rPr>
+              <w:t xml:space="preserve">6.  </w:t>
+            </w:r>
+            <w:r>
+              <w:rPr>
+                <w:b/>
+                <w:bCs/>
+                <w:sz w:val="20"/>
+                <w:szCs w:val="20"/>
+              </w:rPr>
+              <w:t xml:space="preserve">What skills and knowledge do you bring to a group that help the group be successful?</w:t>
+            </w:r>
+          </w:p>
+        </w:tc>
+        <w:tc>
+          <w:tcPr>
+            <w:tcW w:type="dxa" w:w="3560"/>
+            <w:tcMar>
+              <w:top w:type="dxa" w:w="80"/>
+              <w:left w:type="dxa" w:w="100"/>
+              <w:bottom w:type="dxa" w:w="80"/>
+              <w:right w:type="dxa" w:w="100"/>
+            </w:tcMar>
+            <w:vAlign w:val="top"/>
+          </w:tcPr>
+          <w:p>
+            <w:pPr>
+              <w:spacing w:after="40"/>
+            </w:pPr>
+            <w:r>
+              <w:rPr>
+                <w:b/>
+                <w:bCs/>
+                <w:color w:val="1FA6A2"/>
+                <w:sz w:val="19"/>
+                <w:szCs w:val="19"/>
+              </w:rPr>
+              <w:t xml:space="preserve">Solution:  </w:t>
+            </w:r>
+            <w:r>
+              <w:rPr>
+                <w:b/>
+                <w:bCs/>
+                <w:sz w:val="19"/>
+                <w:szCs w:val="19"/>
+              </w:rPr>
+              <w:t xml:space="preserve">Answers vary.</w:t>
+            </w:r>
+          </w:p>
+          <w:p>
+            <w:pPr>
+              <w:pBdr>
+                <w:bottom w:val="single" w:color="AFBECC" w:sz="6"/>
+              </w:pBdr>
+              <w:spacing w:after="30" w:before="150"/>
             </w:pPr>
             <w:r>
               <w:t xml:space="preserve"/>
@@ -3871,15 +5549,57 @@
           </w:p>
           <w:p>
             <w:pPr>
-              <w:spacing w:after="0" w:line="320"/>
+              <w:pBdr>
+                <w:bottom w:val="single" w:color="AFBECC" w:sz="6"/>
+              </w:pBdr>
+              <w:spacing w:after="30" w:before="150"/>
             </w:pPr>
             <w:r>
               <w:t xml:space="preserve"/>
             </w:r>
           </w:p>
-          <w:p>
-            <w:pPr>
-              <w:spacing w:after="0" w:line="320"/>
+        </w:tc>
+        <w:tc>
+          <w:tcPr>
+            <w:tcW w:type="dxa" w:w="3000"/>
+            <w:shd w:fill="FBF3E2" w:color="auto" w:val="clear"/>
+            <w:tcMar>
+              <w:top w:type="dxa" w:w="80"/>
+              <w:left w:type="dxa" w:w="100"/>
+              <w:bottom w:type="dxa" w:w="80"/>
+              <w:right w:type="dxa" w:w="100"/>
+            </w:tcMar>
+            <w:vAlign w:val="top"/>
+          </w:tcPr>
+          <w:p>
+            <w:pPr>
+              <w:spacing w:after="40"/>
+            </w:pPr>
+            <w:r>
+              <w:rPr>
+                <w:b/>
+                <w:bCs/>
+                <w:color w:val="12355B"/>
+                <w:sz w:val="19"/>
+                <w:szCs w:val="19"/>
+              </w:rPr>
+              <w:t xml:space="preserve">Because... </w:t>
+            </w:r>
+            <w:r>
+              <w:rPr>
+                <w:color w:val="AFBECC"/>
+                <w:sz w:val="19"/>
+                <w:szCs w:val="19"/>
+              </w:rPr>
+              <w:t xml:space="preserve">________________</w:t>
+            </w:r>
+          </w:p>
+          <w:p>
+            <w:pPr>
+              <w:pBdr>
+                <w:bottom w:val="single" w:color="AFBECC" w:sz="6"/>
+              </w:pBdr>
+              <w:spacing w:after="30" w:before="150"/>
             </w:pPr>
             <w:r>
               <w:t xml:space="preserve"/>
@@ -3887,7 +5607,67 @@
           </w:p>
           <w:p>
             <w:pPr>
-              <w:spacing w:after="0" w:line="320"/>
+              <w:spacing w:after="40" w:before="80"/>
+            </w:pPr>
+            <w:r>
+              <w:rPr>
+                <w:b/>
+                <w:bCs/>
+                <w:color w:val="6B4FA0"/>
+                <w:sz w:val="19"/>
+                <w:szCs w:val="19"/>
+              </w:rPr>
+              <w:t xml:space="preserve">Although... </w:t>
+            </w:r>
+            <w:r>
+              <w:rPr>
+                <w:color w:val="AFBECC"/>
+                <w:sz w:val="19"/>
+                <w:szCs w:val="19"/>
+              </w:rPr>
+              <w:t xml:space="preserve">_______________</w:t>
+            </w:r>
+          </w:p>
+          <w:p>
+            <w:pPr>
+              <w:pBdr>
+                <w:bottom w:val="single" w:color="AFBECC" w:sz="6"/>
+              </w:pBdr>
+              <w:spacing w:after="30" w:before="150"/>
+            </w:pPr>
+            <w:r>
+              <w:t xml:space="preserve"/>
+            </w:r>
+          </w:p>
+          <w:p>
+            <w:pPr>
+              <w:spacing w:after="40" w:before="80"/>
+            </w:pPr>
+            <w:r>
+              <w:rPr>
+                <w:b/>
+                <w:bCs/>
+                <w:color w:val="1FA6A2"/>
+                <w:sz w:val="19"/>
+                <w:szCs w:val="19"/>
+              </w:rPr>
+              <w:t xml:space="preserve">Therefore... </w:t>
+            </w:r>
+            <w:r>
+              <w:rPr>
+                <w:color w:val="AFBECC"/>
+                <w:sz w:val="19"/>
+                <w:szCs w:val="19"/>
+              </w:rPr>
+              <w:t xml:space="preserve">______________</w:t>
+            </w:r>
+          </w:p>
+          <w:p>
+            <w:pPr>
+              <w:pBdr>
+                <w:bottom w:val="single" w:color="AFBECC" w:sz="6"/>
+              </w:pBdr>
+              <w:spacing w:after="30" w:before="150"/>
             </w:pPr>
             <w:r>
               <w:t xml:space="preserve"/>
@@ -3896,6 +5676,14 @@
         </w:tc>
       </w:tr>
     </w:tbl>
+    <w:p>
+      <w:pPr>
+        <w:spacing w:after="80"/>
+      </w:pPr>
+      <w:r>
+        <w:t xml:space="preserve"/>
+      </w:r>
+    </w:p>
     <w:p>
       <w:pPr>
         <w:pStyle w:val="Heading1"/>
@@ -4014,6 +5802,149 @@
         <w:t xml:space="preserve"/>
       </w:r>
     </w:p>
+    <w:p>
+      <w:pPr>
+        <w:spacing w:after="60"/>
+      </w:pPr>
+      <w:r>
+        <w:t xml:space="preserve"/>
+      </w:r>
+    </w:p>
+    <w:tbl>
+      <w:tblPr>
+        <w:tblW w:type="dxa" w:w="9360"/>
+        <w:tblBorders>
+          <w:top w:val="single" w:color="C7D2DD" w:sz="6"/>
+          <w:left w:val="single" w:color="C7D2DD" w:sz="6"/>
+          <w:bottom w:val="single" w:color="C7D2DD" w:sz="6"/>
+          <w:right w:val="single" w:color="C7D2DD" w:sz="6"/>
+          <w:insideH w:val="single" w:color="C7D2DD" w:sz="6"/>
+          <w:insideV w:val="single" w:color="C7D2DD" w:sz="6"/>
+        </w:tblBorders>
+      </w:tblPr>
+      <w:tblGrid>
+        <w:gridCol w:w="3120"/>
+        <w:gridCol w:w="3120"/>
+        <w:gridCol w:w="3120"/>
+      </w:tblGrid>
+      <w:tr>
+        <w:trPr>
+          <w:cantSplit/>
+          <w:tblHeader/>
+        </w:trPr>
+        <w:tc>
+          <w:tcPr>
+            <w:tcW w:type="dxa" w:w="9360"/>
+            <w:gridSpan w:val="3"/>
+            <w:shd w:fill="EEF4F8" w:color="auto" w:val="clear"/>
+            <w:tcMar>
+              <w:top w:type="dxa" w:w="60"/>
+              <w:left w:type="dxa" w:w="100"/>
+              <w:bottom w:type="dxa" w:w="60"/>
+              <w:right w:type="dxa" w:w="100"/>
+            </w:tcMar>
+          </w:tcPr>
+          <w:p>
+            <w:pPr>
+              <w:spacing w:after="0"/>
+            </w:pPr>
+            <w:r>
+              <w:rPr>
+                <w:b/>
+                <w:bCs/>
+                <w:color w:val="12355B"/>
+                <w:sz w:val="18"/>
+                <w:szCs w:val="18"/>
+              </w:rPr>
+              <w:t xml:space="preserve">EXIT CHECK · 3-POINT SELF-ASSESSMENT CHECKLIST</w:t>
+            </w:r>
+          </w:p>
+        </w:tc>
+      </w:tr>
+      <w:tr>
+        <w:trPr>
+          <w:cantSplit/>
+        </w:trPr>
+        <w:tc>
+          <w:tcPr>
+            <w:tcW w:type="dxa" w:w="3120"/>
+            <w:tcMar>
+              <w:top w:type="dxa" w:w="80"/>
+              <w:left w:type="dxa" w:w="100"/>
+              <w:bottom w:type="dxa" w:w="80"/>
+              <w:right w:type="dxa" w:w="100"/>
+            </w:tcMar>
+          </w:tcPr>
+          <w:p>
+            <w:pPr>
+              <w:spacing w:after="0"/>
+            </w:pPr>
+            <w:r>
+              <w:rPr>
+                <w:b/>
+                <w:bCs/>
+                <w:color w:val="1A2733"/>
+                <w:sz w:val="18"/>
+                <w:szCs w:val="18"/>
+              </w:rPr>
+              <w:t xml:space="preserve">☐ 1. Units &amp; Labels Verified</w:t>
+            </w:r>
+          </w:p>
+        </w:tc>
+        <w:tc>
+          <w:tcPr>
+            <w:tcW w:type="dxa" w:w="3120"/>
+            <w:tcMar>
+              <w:top w:type="dxa" w:w="80"/>
+              <w:left w:type="dxa" w:w="100"/>
+              <w:bottom w:type="dxa" w:w="80"/>
+              <w:right w:type="dxa" w:w="100"/>
+            </w:tcMar>
+          </w:tcPr>
+          <w:p>
+            <w:pPr>
+              <w:spacing w:after="0"/>
+            </w:pPr>
+            <w:r>
+              <w:rPr>
+                <w:b/>
+                <w:bCs/>
+                <w:color w:val="1A2733"/>
+                <w:sz w:val="18"/>
+                <w:szCs w:val="18"/>
+              </w:rPr>
+              <w:t xml:space="preserve">☐ 2. Reasoning Stated (Because / Although / Therefore)</w:t>
+            </w:r>
+          </w:p>
+        </w:tc>
+        <w:tc>
+          <w:tcPr>
+            <w:tcW w:type="dxa" w:w="3120"/>
+            <w:tcMar>
+              <w:top w:type="dxa" w:w="80"/>
+              <w:left w:type="dxa" w:w="100"/>
+              <w:bottom w:type="dxa" w:w="80"/>
+              <w:right w:type="dxa" w:w="100"/>
+            </w:tcMar>
+          </w:tcPr>
+          <w:p>
+            <w:pPr>
+              <w:spacing w:after="0"/>
+            </w:pPr>
+            <w:r>
+              <w:rPr>
+                <w:b/>
+                <w:bCs/>
+                <w:color w:val="1A2733"/>
+                <w:sz w:val="18"/>
+                <w:szCs w:val="18"/>
+              </w:rPr>
+              <w:t xml:space="preserve">☐ 3. Calculations Double-Checked</w:t>
+            </w:r>
+          </w:p>
+        </w:tc>
+      </w:tr>
+    </w:tbl>
     <w:p>
       <w:pPr>
         <w:pStyle w:val="Heading1"/>
